--- a/Signals/html_Lectures/notes/Lecture 04 Notes.docx
+++ b/Signals/html_Lectures/notes/Lecture 04 Notes.docx
@@ -234,25 +234,133 @@
           <w:sz w:val="22"/>
           <w:szCs w:val="22"/>
         </w:rPr>
-        <w:t xml:space="preserve">Define A, ω (rad/s), φ (rad), j, Re{·}. Euler: e^{jθ} = cos θ + j sin θ, so cos θ = Re{e^{jθ}}.</w:t>
-      </w:r>
-    </w:p>
-    <w:p>
-      <w:pPr>
-        <w:pStyle w:val="ListParagraph"/>
-        <w:numPr>
-          <w:ilvl w:val="0"/>
-          <w:numId w:val="2"/>
-        </w:numPr>
-        <w:spacing w:after="80"/>
-      </w:pPr>
-      <w:r>
-        <w:rPr>
-          <w:rFonts w:ascii="Calibri" w:cs="Calibri" w:eastAsia="Calibri" w:hAnsi="Calibri"/>
-          <w:sz w:val="22"/>
-          <w:szCs w:val="22"/>
-        </w:rPr>
-        <w:t xml:space="preserve">A cos(ωt+φ) = Re{A e^{jφ} e^{jωt}}. The stationary phasor Ae^{jφ} is the rotating arrow frozen at t = 0.</w:t>
+        <w:t xml:space="preserve">Goal: replace a cosine by ONE complex number that carries its amplitude and phase.</w:t>
+      </w:r>
+    </w:p>
+    <w:p>
+      <w:pPr>
+        <w:pStyle w:val="ListParagraph"/>
+        <w:numPr>
+          <w:ilvl w:val="0"/>
+          <w:numId w:val="2"/>
+        </w:numPr>
+        <w:spacing w:after="80"/>
+      </w:pPr>
+      <w:r>
+        <w:rPr>
+          <w:rFonts w:ascii="Calibri" w:cs="Calibri" w:eastAsia="Calibri" w:hAnsi="Calibri"/>
+          <w:sz w:val="22"/>
+          <w:szCs w:val="22"/>
+        </w:rPr>
+        <w:t xml:space="preserve">Symbols (say them once): A = amplitude (real, ≥ 0); ω = continuous-time frequency in rad/s; t = time in s; φ = phase in rad; j = √−1 (so j² = −1); Re{z} = real part of z, e.g. Re{3 − 4j} = 3.</w:t>
+      </w:r>
+    </w:p>
+    <w:p>
+      <w:pPr>
+        <w:pStyle w:val="ListParagraph"/>
+        <w:numPr>
+          <w:ilvl w:val="0"/>
+          <w:numId w:val="2"/>
+        </w:numPr>
+        <w:spacing w:after="80"/>
+      </w:pPr>
+      <w:r>
+        <w:rPr>
+          <w:rFonts w:ascii="Calibri" w:cs="Calibri" w:eastAsia="Calibri" w:hAnsi="Calibri"/>
+          <w:sz w:val="22"/>
+          <w:szCs w:val="22"/>
+        </w:rPr>
+        <w:t xml:space="preserve">Step 1 — Euler's formula: e^{jθ} = cos θ + j sin θ for any real angle θ (in radians). Its real part is cos θ, so cos θ = Re{e^{jθ}}.</w:t>
+      </w:r>
+    </w:p>
+    <w:p>
+      <w:pPr>
+        <w:pStyle w:val="ListParagraph"/>
+        <w:numPr>
+          <w:ilvl w:val="0"/>
+          <w:numId w:val="2"/>
+        </w:numPr>
+        <w:spacing w:after="80"/>
+      </w:pPr>
+      <w:r>
+        <w:rPr>
+          <w:rFonts w:ascii="Calibri" w:cs="Calibri" w:eastAsia="Calibri" w:hAnsi="Calibri"/>
+          <w:sz w:val="22"/>
+          <w:szCs w:val="22"/>
+        </w:rPr>
+        <w:t xml:space="preserve">Step 2 — put θ = ωt + φ and multiply by the real number A (a real factor can go inside Re): A cos(ωt+φ) = Re{A e^{j(ωt+φ)}}.</w:t>
+      </w:r>
+    </w:p>
+    <w:p>
+      <w:pPr>
+        <w:pStyle w:val="ListParagraph"/>
+        <w:numPr>
+          <w:ilvl w:val="0"/>
+          <w:numId w:val="2"/>
+        </w:numPr>
+        <w:spacing w:after="80"/>
+      </w:pPr>
+      <w:r>
+        <w:rPr>
+          <w:rFonts w:ascii="Calibri" w:cs="Calibri" w:eastAsia="Calibri" w:hAnsi="Calibri"/>
+          <w:sz w:val="22"/>
+          <w:szCs w:val="22"/>
+        </w:rPr>
+        <w:t xml:space="preserve">Step 3 — exponent rule e^{a+b} = e^a · e^b with a = jφ, b = jωt: A e^{j(ωt+φ)} = A e^{jφ} · e^{jωt}.</w:t>
+      </w:r>
+    </w:p>
+    <w:p>
+      <w:pPr>
+        <w:pStyle w:val="ListParagraph"/>
+        <w:numPr>
+          <w:ilvl w:val="0"/>
+          <w:numId w:val="2"/>
+        </w:numPr>
+        <w:spacing w:after="80"/>
+      </w:pPr>
+      <w:r>
+        <w:rPr>
+          <w:rFonts w:ascii="Calibri" w:cs="Calibri" w:eastAsia="Calibri" w:hAnsi="Calibri"/>
+          <w:sz w:val="22"/>
+          <w:szCs w:val="22"/>
+        </w:rPr>
+        <w:t xml:space="preserve">Step 4 — so A cos(ωt+φ) = Re{A e^{jφ} e^{jωt}}. The factor A e^{jφ} does not contain t: it is the stationary phasor. e^{jωt} is the part that keeps turning.</w:t>
+      </w:r>
+    </w:p>
+    <w:p>
+      <w:pPr>
+        <w:pStyle w:val="ListParagraph"/>
+        <w:numPr>
+          <w:ilvl w:val="0"/>
+          <w:numId w:val="2"/>
+        </w:numPr>
+        <w:spacing w:after="80"/>
+      </w:pPr>
+      <w:r>
+        <w:rPr>
+          <w:rFonts w:ascii="Calibri" w:cs="Calibri" w:eastAsia="Calibri" w:hAnsi="Calibri"/>
+          <w:sz w:val="22"/>
+          <w:szCs w:val="22"/>
+        </w:rPr>
+        <w:t xml:space="preserve">Meaning: z(t) = A e^{j(ωt+φ)} is an arrow of length A at angle ωt+φ; at t = 0 it is A e^{jφ}, the 'frozen' arrow.</w:t>
+      </w:r>
+    </w:p>
+    <w:p>
+      <w:pPr>
+        <w:pStyle w:val="ListParagraph"/>
+        <w:numPr>
+          <w:ilvl w:val="0"/>
+          <w:numId w:val="2"/>
+        </w:numPr>
+        <w:spacing w:after="80"/>
+      </w:pPr>
+      <w:r>
+        <w:rPr>
+          <w:rFonts w:ascii="Calibri" w:cs="Calibri" w:eastAsia="Calibri" w:hAnsi="Calibri"/>
+          <w:sz w:val="22"/>
+          <w:szCs w:val="22"/>
+        </w:rPr>
+        <w:t xml:space="preserve">Tiny numeric example (the lecture numbers): A = 2.7, φ = 0.6, t = 0. Phasor = 2.7e^{j0.6} = 2.7(cos 0.6 + j sin 0.6) = 2.7(0.8253 + 0.5646j) = 2.2284 + 1.5245j. Its real part 2.2284 = 2.7 cos 0.6 = x(0) ✓.</w:t>
       </w:r>
     </w:p>
     <w:p>
@@ -300,25 +408,79 @@
           <w:sz w:val="22"/>
           <w:szCs w:val="22"/>
         </w:rPr>
-        <w:t xml:space="preserve">FIGURE (notebook): A = 2.7, φ = 0.6 rad = 34.4°, ω = 15π rad/s. Arrow at t = 0, 20, 40 ms has angles 34.4°, 88.4°, 142.4°; x = 2.2284, 0.0764, −2.1385.</w:t>
-      </w:r>
-    </w:p>
-    <w:p>
-      <w:pPr>
-        <w:pStyle w:val="ListParagraph"/>
-        <w:numPr>
-          <w:ilvl w:val="0"/>
-          <w:numId w:val="2"/>
-        </w:numPr>
-        <w:spacing w:after="80"/>
-      </w:pPr>
-      <w:r>
-        <w:rPr>
-          <w:rFonts w:ascii="Calibri" w:cs="Calibri" w:eastAsia="Calibri" w:hAnsi="Calibri"/>
-          <w:sz w:val="22"/>
-          <w:szCs w:val="22"/>
-        </w:rPr>
-        <w:t xml:space="preserve">Point at the matching dots: the height of the dot on the real axis equals the curve value. One lap = T = 2π/ω = 133.3 ms.</w:t>
+        <w:t xml:space="preserve">Data: A = 2.7, φ = 0.6 rad, ω = 15π rad/s = 47.124 rad/s. Plot x(t) = 2.7 cos(15πt + 0.6) = Re{z(t)}, z(t) = 2.7 e^{j(15πt+0.6)}.</w:t>
+      </w:r>
+    </w:p>
+    <w:p>
+      <w:pPr>
+        <w:pStyle w:val="ListParagraph"/>
+        <w:numPr>
+          <w:ilvl w:val="0"/>
+          <w:numId w:val="2"/>
+        </w:numPr>
+        <w:spacing w:after="80"/>
+      </w:pPr>
+      <w:r>
+        <w:rPr>
+          <w:rFonts w:ascii="Calibri" w:cs="Calibri" w:eastAsia="Calibri" w:hAnsi="Calibri"/>
+          <w:sz w:val="22"/>
+          <w:szCs w:val="22"/>
+        </w:rPr>
+        <w:t xml:space="preserve">Step 1 — arrow angle at each time is θ = ωt + φ. t = 0: θ = 0.6 rad = 0.6(180/π) = 34.4°. t = 20 ms: ωt = 15π(0.02) = 0.3π = 0.9425 rad = 54°, so θ = 0.9425 + 0.6 = 1.5425 rad = 88.4°. t = 40 ms: ωt = 0.6π = 1.885 rad = 108°, so θ = 2.4850 rad = 142.4°.</w:t>
+      </w:r>
+    </w:p>
+    <w:p>
+      <w:pPr>
+        <w:pStyle w:val="ListParagraph"/>
+        <w:numPr>
+          <w:ilvl w:val="0"/>
+          <w:numId w:val="2"/>
+        </w:numPr>
+        <w:spacing w:after="80"/>
+      </w:pPr>
+      <w:r>
+        <w:rPr>
+          <w:rFonts w:ascii="Calibri" w:cs="Calibri" w:eastAsia="Calibri" w:hAnsi="Calibri"/>
+          <w:sz w:val="22"/>
+          <w:szCs w:val="22"/>
+        </w:rPr>
+        <w:t xml:space="preserve">Step 2 — read the real axis (x = A cos θ). t = 0: 2.7 cos 0.6 = 2.7(0.8253) = 2.2284. t = 20 ms: 2.7 cos 1.5425 = 2.7(0.0283) = 0.0764 (arrow nearly vertical, so almost 0). t = 40 ms: 2.7 cos 2.4850 = 2.7(−0.7921) = −2.1385 (arrow in the second quadrant, real part negative).</w:t>
+      </w:r>
+    </w:p>
+    <w:p>
+      <w:pPr>
+        <w:pStyle w:val="ListParagraph"/>
+        <w:numPr>
+          <w:ilvl w:val="0"/>
+          <w:numId w:val="2"/>
+        </w:numPr>
+        <w:spacing w:after="80"/>
+      </w:pPr>
+      <w:r>
+        <w:rPr>
+          <w:rFonts w:ascii="Calibri" w:cs="Calibri" w:eastAsia="Calibri" w:hAnsi="Calibri"/>
+          <w:sz w:val="22"/>
+          <w:szCs w:val="22"/>
+        </w:rPr>
+        <w:t xml:space="preserve">Step 3 — period: one lap = 2π rad, so T = 2π/ω = 2π/(15π) = 2/15 s = 133.3 ms. Frequency f = 1/T = 7.5 Hz.</w:t>
+      </w:r>
+    </w:p>
+    <w:p>
+      <w:pPr>
+        <w:pStyle w:val="ListParagraph"/>
+        <w:numPr>
+          <w:ilvl w:val="0"/>
+          <w:numId w:val="2"/>
+        </w:numPr>
+        <w:spacing w:after="80"/>
+      </w:pPr>
+      <w:r>
+        <w:rPr>
+          <w:rFonts w:ascii="Calibri" w:cs="Calibri" w:eastAsia="Calibri" w:hAnsi="Calibri"/>
+          <w:sz w:val="22"/>
+          <w:szCs w:val="22"/>
+        </w:rPr>
+        <w:t xml:space="preserve">What to point at: the arrow's tip projected onto the real axis (left) is the dot on the curve (right) at the same height. Colours match: red t = 0, orange 20 ms, green 40 ms.</w:t>
       </w:r>
     </w:p>
     <w:p>
@@ -366,53 +528,169 @@
           <w:sz w:val="22"/>
           <w:szCs w:val="22"/>
         </w:rPr>
-        <w:t xml:space="preserve">Four-line chain: write each cosine as Re{A_i e^{jφ_i} e^{jωt}}; Re{u}+Re{v} = Re{u+v}; factor e^{jωt}; define Ae^{jφ} = A₁e^{jφ₁}+A₂e^{jφ₂}.</w:t>
-      </w:r>
-    </w:p>
-    <w:p>
-      <w:pPr>
-        <w:pStyle w:val="ListParagraph"/>
-        <w:numPr>
-          <w:ilvl w:val="0"/>
-          <w:numId w:val="2"/>
-        </w:numPr>
-        <w:spacing w:after="80"/>
-      </w:pPr>
-      <w:r>
-        <w:rPr>
-          <w:rFonts w:ascii="Calibri" w:cs="Calibri" w:eastAsia="Calibri" w:hAnsi="Calibri"/>
-          <w:sz w:val="22"/>
-          <w:szCs w:val="22"/>
-        </w:rPr>
-        <w:t xml:space="preserve">Back to polar: A = |P|, φ = atan2(b,a). The quadrant matters.</w:t>
-      </w:r>
-    </w:p>
-    <w:p>
-      <w:pPr>
-        <w:pBdr>
-          <w:left w:val="single" w:color="7A1A1A" w:sz="18" w:space="8"/>
-        </w:pBdr>
-        <w:spacing w:after="140" w:before="100"/>
-        <w:ind w:left="360"/>
-      </w:pPr>
-      <w:r>
-        <w:rPr>
-          <w:rFonts w:ascii="Calibri" w:cs="Calibri" w:eastAsia="Calibri" w:hAnsi="Calibri"/>
-          <w:b/>
-          <w:bCs/>
-          <w:color w:val="7A1A1A"/>
-          <w:sz w:val="22"/>
-          <w:szCs w:val="22"/>
-        </w:rPr>
-        <w:t xml:space="preserve">Common error: </w:t>
-      </w:r>
-      <w:r>
-        <w:rPr>
-          <w:rFonts w:ascii="Calibri" w:cs="Calibri" w:eastAsia="Calibri" w:hAnsi="Calibri"/>
-          <w:sz w:val="22"/>
-          <w:szCs w:val="22"/>
-        </w:rPr>
-        <w:t xml:space="preserve">Adding amplitudes: A ≠ A₁+A₂ unless the phases are equal.</w:t>
+        <w:t xml:space="preserve">Goal: add two cosines of the SAME ω and get one cosine. Notation: Re{·} = real part; P = a + jb has real part a and imaginary part b; |P| = √(a²+b²) is its length; ∠P is its angle.</w:t>
+      </w:r>
+    </w:p>
+    <w:p>
+      <w:pPr>
+        <w:pStyle w:val="ListParagraph"/>
+        <w:numPr>
+          <w:ilvl w:val="0"/>
+          <w:numId w:val="2"/>
+        </w:numPr>
+        <w:spacing w:after="80"/>
+      </w:pPr>
+      <w:r>
+        <w:rPr>
+          <w:rFonts w:ascii="Calibri" w:cs="Calibri" w:eastAsia="Calibri" w:hAnsi="Calibri"/>
+          <w:sz w:val="22"/>
+          <w:szCs w:val="22"/>
+        </w:rPr>
+        <w:t xml:space="preserve">Line 1 — start: A₁cos(ωt+φ₁) + A₂cos(ωt+φ₂).</w:t>
+      </w:r>
+    </w:p>
+    <w:p>
+      <w:pPr>
+        <w:pStyle w:val="ListParagraph"/>
+        <w:numPr>
+          <w:ilvl w:val="0"/>
+          <w:numId w:val="2"/>
+        </w:numPr>
+        <w:spacing w:after="80"/>
+      </w:pPr>
+      <w:r>
+        <w:rPr>
+          <w:rFonts w:ascii="Calibri" w:cs="Calibri" w:eastAsia="Calibri" w:hAnsi="Calibri"/>
+          <w:sz w:val="22"/>
+          <w:szCs w:val="22"/>
+        </w:rPr>
+        <w:t xml:space="preserve">Line 2 — write each cosine as a real part (slide 3): = Re{A₁e^{jφ₁}e^{jωt}} + Re{A₂e^{jφ₂}e^{jωt}}.</w:t>
+      </w:r>
+    </w:p>
+    <w:p>
+      <w:pPr>
+        <w:pStyle w:val="ListParagraph"/>
+        <w:numPr>
+          <w:ilvl w:val="0"/>
+          <w:numId w:val="2"/>
+        </w:numPr>
+        <w:spacing w:after="80"/>
+      </w:pPr>
+      <w:r>
+        <w:rPr>
+          <w:rFonts w:ascii="Calibri" w:cs="Calibri" w:eastAsia="Calibri" w:hAnsi="Calibri"/>
+          <w:sz w:val="22"/>
+          <w:szCs w:val="22"/>
+        </w:rPr>
+        <w:t xml:space="preserve">Line 3 — Re{u} + Re{v} = Re{u+v} (real part of a sum is the sum of the real parts), then factor the common e^{jωt}: = Re{(A₁e^{jφ₁} + A₂e^{jφ₂}) e^{jωt}}.</w:t>
+      </w:r>
+    </w:p>
+    <w:p>
+      <w:pPr>
+        <w:pStyle w:val="ListParagraph"/>
+        <w:numPr>
+          <w:ilvl w:val="0"/>
+          <w:numId w:val="2"/>
+        </w:numPr>
+        <w:spacing w:after="80"/>
+      </w:pPr>
+      <w:r>
+        <w:rPr>
+          <w:rFonts w:ascii="Calibri" w:cs="Calibri" w:eastAsia="Calibri" w:hAnsi="Calibri"/>
+          <w:sz w:val="22"/>
+          <w:szCs w:val="22"/>
+        </w:rPr>
+        <w:t xml:space="preserve">Line 4 — call the bracket A e^{jφ} and read it as a single cosine: = Re{A e^{jφ} e^{jωt}} = A cos(ωt+φ). So A e^{jφ} = A₁e^{jφ₁} + A₂e^{jφ₂}. The value of ω never entered the algebra.</w:t>
+      </w:r>
+    </w:p>
+    <w:p>
+      <w:pPr>
+        <w:pStyle w:val="ListParagraph"/>
+        <w:numPr>
+          <w:ilvl w:val="0"/>
+          <w:numId w:val="2"/>
+        </w:numPr>
+        <w:spacing w:after="80"/>
+      </w:pPr>
+      <w:r>
+        <w:rPr>
+          <w:rFonts w:ascii="Calibri" w:cs="Calibri" w:eastAsia="Calibri" w:hAnsi="Calibri"/>
+          <w:sz w:val="22"/>
+          <w:szCs w:val="22"/>
+        </w:rPr>
+        <w:t xml:space="preserve">Back to polar, step 1 — rectangular form of each phasor: A_i e^{jφ_i} = A_i cos φ_i + j A_i sin φ_i. Add real parts together and imaginary parts together: P = a + jb.</w:t>
+      </w:r>
+    </w:p>
+    <w:p>
+      <w:pPr>
+        <w:pStyle w:val="ListParagraph"/>
+        <w:numPr>
+          <w:ilvl w:val="0"/>
+          <w:numId w:val="2"/>
+        </w:numPr>
+        <w:spacing w:after="80"/>
+      </w:pPr>
+      <w:r>
+        <w:rPr>
+          <w:rFonts w:ascii="Calibri" w:cs="Calibri" w:eastAsia="Calibri" w:hAnsi="Calibri"/>
+          <w:sz w:val="22"/>
+          <w:szCs w:val="22"/>
+        </w:rPr>
+        <w:t xml:space="preserve">Back to polar, step 2 — A = |P| = √(a²+b²).</w:t>
+      </w:r>
+    </w:p>
+    <w:p>
+      <w:pPr>
+        <w:pStyle w:val="ListParagraph"/>
+        <w:numPr>
+          <w:ilvl w:val="0"/>
+          <w:numId w:val="2"/>
+        </w:numPr>
+        <w:spacing w:after="80"/>
+      </w:pPr>
+      <w:r>
+        <w:rPr>
+          <w:rFonts w:ascii="Calibri" w:cs="Calibri" w:eastAsia="Calibri" w:hAnsi="Calibri"/>
+          <w:sz w:val="22"/>
+          <w:szCs w:val="22"/>
+        </w:rPr>
+        <w:t xml:space="preserve">Back to polar, step 3 — φ = ∠P = atan2(b, a). Definition: atan2(b,a) is the angle of the point (a,b) measured from the positive real axis, in (−π, π]; it picks the quadrant from the signs of a and b. Slide shows it with the numbers of the next slide: atan2(2.4561, −1.7644) = 2.1937, whereas a bare arctan(2.4561/(−1.7644)) = arctan(−1.392) = −0.9478, which is off by π.</w:t>
+      </w:r>
+    </w:p>
+    <w:p>
+      <w:pPr>
+        <w:pStyle w:val="ListParagraph"/>
+        <w:numPr>
+          <w:ilvl w:val="0"/>
+          <w:numId w:val="2"/>
+        </w:numPr>
+        <w:spacing w:after="80"/>
+      </w:pPr>
+      <w:r>
+        <w:rPr>
+          <w:rFonts w:ascii="Calibri" w:cs="Calibri" w:eastAsia="Calibri" w:hAnsi="Calibri"/>
+          <w:sz w:val="22"/>
+          <w:szCs w:val="22"/>
+        </w:rPr>
+        <w:t xml:space="preserve">Quadrant rule if you use arctan: a &gt; 0 → φ = arctan(b/a). a &lt; 0, b ≥ 0 → φ = π − arctan(|b/a|). a &lt; 0, b &lt; 0 → φ = −π + arctan(|b/a|).</w:t>
+      </w:r>
+    </w:p>
+    <w:p>
+      <w:pPr>
+        <w:pStyle w:val="ListParagraph"/>
+        <w:numPr>
+          <w:ilvl w:val="0"/>
+          <w:numId w:val="2"/>
+        </w:numPr>
+        <w:spacing w:after="80"/>
+      </w:pPr>
+      <w:r>
+        <w:rPr>
+          <w:rFonts w:ascii="Calibri" w:cs="Calibri" w:eastAsia="Calibri" w:hAnsi="Calibri"/>
+          <w:sz w:val="22"/>
+          <w:szCs w:val="22"/>
+        </w:rPr>
+        <w:t xml:space="preserve">Common error: Adding amplitudes: A ≠ A₁+A₂ unless the phases are equal. Check: A₁ = 2.7, A₂ = 4.1 give A = 3.02, not 6.8.</w:t>
       </w:r>
     </w:p>
     <w:p>
@@ -460,71 +738,151 @@
           <w:sz w:val="22"/>
           <w:szCs w:val="22"/>
         </w:rPr>
-        <w:t xml:space="preserve">x(t) = 2.7cos(15πt+0.6) + 4.1sin(15πt−1.8). Same ω = 15π rad/s.</w:t>
-      </w:r>
-    </w:p>
-    <w:p>
-      <w:pPr>
-        <w:pStyle w:val="ListParagraph"/>
-        <w:numPr>
-          <w:ilvl w:val="0"/>
-          <w:numId w:val="2"/>
-        </w:numPr>
-        <w:spacing w:after="80"/>
-      </w:pPr>
-      <w:r>
-        <w:rPr>
-          <w:rFonts w:ascii="Calibri" w:cs="Calibri" w:eastAsia="Calibri" w:hAnsi="Calibri"/>
-          <w:sz w:val="22"/>
-          <w:szCs w:val="22"/>
-        </w:rPr>
-        <w:t xml:space="preserve">Step 1: sin θ = cos(θ − π/2), so 4.1sin(15πt−1.8) = 4.1cos(15πt − 3.3708) since −1.8 − 1.5708 = −3.3708.</w:t>
-      </w:r>
-    </w:p>
-    <w:p>
-      <w:pPr>
-        <w:pStyle w:val="ListParagraph"/>
-        <w:numPr>
-          <w:ilvl w:val="0"/>
-          <w:numId w:val="2"/>
-        </w:numPr>
-        <w:spacing w:after="80"/>
-      </w:pPr>
-      <w:r>
-        <w:rPr>
-          <w:rFonts w:ascii="Calibri" w:cs="Calibri" w:eastAsia="Calibri" w:hAnsi="Calibri"/>
-          <w:sz w:val="22"/>
-          <w:szCs w:val="22"/>
-        </w:rPr>
-        <w:t xml:space="preserve">Step 2: P₁ = 2.7(0.8253) + j2.7(0.5646) = 2.2284 + 1.5245j. P₂ = 4.1(−0.9738) + j4.1(0.2272) = −3.9928 + 0.9315j.</w:t>
-      </w:r>
-    </w:p>
-    <w:p>
-      <w:pPr>
-        <w:pBdr>
-          <w:left w:val="single" w:color="7A1A1A" w:sz="18" w:space="8"/>
-        </w:pBdr>
-        <w:spacing w:after="140" w:before="100"/>
-        <w:ind w:left="360"/>
-      </w:pPr>
-      <w:r>
-        <w:rPr>
-          <w:rFonts w:ascii="Calibri" w:cs="Calibri" w:eastAsia="Calibri" w:hAnsi="Calibri"/>
-          <w:b/>
-          <w:bCs/>
-          <w:color w:val="7A1A1A"/>
-          <w:sz w:val="22"/>
-          <w:szCs w:val="22"/>
-        </w:rPr>
-        <w:t xml:space="preserve">Common error: </w:t>
-      </w:r>
-      <w:r>
-        <w:rPr>
-          <w:rFonts w:ascii="Calibri" w:cs="Calibri" w:eastAsia="Calibri" w:hAnsi="Calibri"/>
-          <w:sz w:val="22"/>
-          <w:szCs w:val="22"/>
-        </w:rPr>
-        <w:t xml:space="preserve">Forgetting to convert sin to cos before forming the phasor, or adding π/2 instead of subtracting.</w:t>
+        <w:t xml:space="preserve">Given: x(t) = 2.7cos(15πt + 0.6) + 4.1sin(15πt − 1.8). Both terms have ω = 15π rad/s, so we may use phasors once the sine becomes a cosine.</w:t>
+      </w:r>
+    </w:p>
+    <w:p>
+      <w:pPr>
+        <w:pStyle w:val="ListParagraph"/>
+        <w:numPr>
+          <w:ilvl w:val="0"/>
+          <w:numId w:val="2"/>
+        </w:numPr>
+        <w:spacing w:after="80"/>
+      </w:pPr>
+      <w:r>
+        <w:rPr>
+          <w:rFonts w:ascii="Calibri" w:cs="Calibri" w:eastAsia="Calibri" w:hAnsi="Calibri"/>
+          <w:sz w:val="22"/>
+          <w:szCs w:val="22"/>
+        </w:rPr>
+        <w:t xml:space="preserve">Step 1 — sine to cosine: sin θ = cos(θ − π/2) (a sine is a cosine delayed by a quarter turn). With θ = 15πt − 1.8: 4.1 sin(15πt−1.8) = 4.1 cos(15πt − 1.8 − π/2).</w:t>
+      </w:r>
+    </w:p>
+    <w:p>
+      <w:pPr>
+        <w:pStyle w:val="ListParagraph"/>
+        <w:numPr>
+          <w:ilvl w:val="0"/>
+          <w:numId w:val="2"/>
+        </w:numPr>
+        <w:spacing w:after="80"/>
+      </w:pPr>
+      <w:r>
+        <w:rPr>
+          <w:rFonts w:ascii="Calibri" w:cs="Calibri" w:eastAsia="Calibri" w:hAnsi="Calibri"/>
+          <w:sz w:val="22"/>
+          <w:szCs w:val="22"/>
+        </w:rPr>
+        <w:t xml:space="preserve">Step 1 — the number: π/2 = 1.5708, so −1.8 − 1.5708 = −3.3708. Second term = 4.1cos(15πt − 3.3708).</w:t>
+      </w:r>
+    </w:p>
+    <w:p>
+      <w:pPr>
+        <w:pStyle w:val="ListParagraph"/>
+        <w:numPr>
+          <w:ilvl w:val="0"/>
+          <w:numId w:val="2"/>
+        </w:numPr>
+        <w:spacing w:after="80"/>
+      </w:pPr>
+      <w:r>
+        <w:rPr>
+          <w:rFonts w:ascii="Calibri" w:cs="Calibri" w:eastAsia="Calibri" w:hAnsi="Calibri"/>
+          <w:sz w:val="22"/>
+          <w:szCs w:val="22"/>
+        </w:rPr>
+        <w:t xml:space="preserve">Step 2 — read off the phasors (A, φ): P₁ = 2.7e^{j0.6} and P₂ = 4.1e^{−j3.3708}.</w:t>
+      </w:r>
+    </w:p>
+    <w:p>
+      <w:pPr>
+        <w:pStyle w:val="ListParagraph"/>
+        <w:numPr>
+          <w:ilvl w:val="0"/>
+          <w:numId w:val="2"/>
+        </w:numPr>
+        <w:spacing w:after="80"/>
+      </w:pPr>
+      <w:r>
+        <w:rPr>
+          <w:rFonts w:ascii="Calibri" w:cs="Calibri" w:eastAsia="Calibri" w:hAnsi="Calibri"/>
+          <w:sz w:val="22"/>
+          <w:szCs w:val="22"/>
+        </w:rPr>
+        <w:t xml:space="preserve">Step 2 — rectangular form a e^{jθ} = a cos θ + j a sin θ. Needed values: cos 0.6 = 0.8253, sin 0.6 = 0.5646; cos(−3.3708) = −0.9738, sin(−3.3708) = +0.2272 (the angle −3.3708 rad = −193.1° is in the second quadrant: cos negative, sin positive).</w:t>
+      </w:r>
+    </w:p>
+    <w:p>
+      <w:pPr>
+        <w:pStyle w:val="ListParagraph"/>
+        <w:numPr>
+          <w:ilvl w:val="0"/>
+          <w:numId w:val="2"/>
+        </w:numPr>
+        <w:spacing w:after="80"/>
+      </w:pPr>
+      <w:r>
+        <w:rPr>
+          <w:rFonts w:ascii="Calibri" w:cs="Calibri" w:eastAsia="Calibri" w:hAnsi="Calibri"/>
+          <w:sz w:val="22"/>
+          <w:szCs w:val="22"/>
+        </w:rPr>
+        <w:t xml:space="preserve">P₁: real part 2.7(0.8253) = 2.2284; imaginary part 2.7(0.5646) = 1.5245. So P₁ = 2.2284 + 1.5245j.</w:t>
+      </w:r>
+    </w:p>
+    <w:p>
+      <w:pPr>
+        <w:pStyle w:val="ListParagraph"/>
+        <w:numPr>
+          <w:ilvl w:val="0"/>
+          <w:numId w:val="2"/>
+        </w:numPr>
+        <w:spacing w:after="80"/>
+      </w:pPr>
+      <w:r>
+        <w:rPr>
+          <w:rFonts w:ascii="Calibri" w:cs="Calibri" w:eastAsia="Calibri" w:hAnsi="Calibri"/>
+          <w:sz w:val="22"/>
+          <w:szCs w:val="22"/>
+        </w:rPr>
+        <w:t xml:space="preserve">P₂: real part 4.1(−0.9738) = −3.9928; imaginary part 4.1(0.2272) = 0.9315. So P₂ = −3.9928 + 0.9315j.</w:t>
+      </w:r>
+    </w:p>
+    <w:p>
+      <w:pPr>
+        <w:pStyle w:val="ListParagraph"/>
+        <w:numPr>
+          <w:ilvl w:val="0"/>
+          <w:numId w:val="2"/>
+        </w:numPr>
+        <w:spacing w:after="80"/>
+      </w:pPr>
+      <w:r>
+        <w:rPr>
+          <w:rFonts w:ascii="Calibri" w:cs="Calibri" w:eastAsia="Calibri" w:hAnsi="Calibri"/>
+          <w:sz w:val="22"/>
+          <w:szCs w:val="22"/>
+        </w:rPr>
+        <w:t xml:space="preserve">Check P₂ another way: 4.1 sin(−1.8) at t = 0 should equal Re P₂. sin(−1.8) = −0.9738, 4.1(−0.9738) = −3.9928 ✓ (the same number, since cos(−3.3708) = sin(−1.8)).</w:t>
+      </w:r>
+    </w:p>
+    <w:p>
+      <w:pPr>
+        <w:pStyle w:val="ListParagraph"/>
+        <w:numPr>
+          <w:ilvl w:val="0"/>
+          <w:numId w:val="2"/>
+        </w:numPr>
+        <w:spacing w:after="80"/>
+      </w:pPr>
+      <w:r>
+        <w:rPr>
+          <w:rFonts w:ascii="Calibri" w:cs="Calibri" w:eastAsia="Calibri" w:hAnsi="Calibri"/>
+          <w:sz w:val="22"/>
+          <w:szCs w:val="22"/>
+        </w:rPr>
+        <w:t xml:space="preserve">Common error: Forgetting to convert sin to cos before forming the phasor, or adding π/2 instead of subtracting.</w:t>
       </w:r>
     </w:p>
     <w:p>
@@ -572,43 +930,133 @@
           <w:sz w:val="22"/>
           <w:szCs w:val="22"/>
         </w:rPr>
-        <w:t xml:space="preserve">Step 3: P = (2.2284−3.9928) + j(1.5245+0.9315) = −1.7644 + 2.4561j.</w:t>
-      </w:r>
-    </w:p>
-    <w:p>
-      <w:pPr>
-        <w:pStyle w:val="ListParagraph"/>
-        <w:numPr>
-          <w:ilvl w:val="0"/>
-          <w:numId w:val="2"/>
-        </w:numPr>
-        <w:spacing w:after="80"/>
-      </w:pPr>
-      <w:r>
-        <w:rPr>
-          <w:rFonts w:ascii="Calibri" w:cs="Calibri" w:eastAsia="Calibri" w:hAnsi="Calibri"/>
-          <w:sz w:val="22"/>
-          <w:szCs w:val="22"/>
-        </w:rPr>
-        <w:t xml:space="preserve">Step 4: A = √(3.1131+6.0324) = 3.0241. φ = π − arctan(2.4561/1.7644) = π − 0.9478 = 2.1937 rad (second quadrant).</w:t>
-      </w:r>
-    </w:p>
-    <w:p>
-      <w:pPr>
-        <w:pStyle w:val="ListParagraph"/>
-        <w:numPr>
-          <w:ilvl w:val="0"/>
-          <w:numId w:val="2"/>
-        </w:numPr>
-        <w:spacing w:after="80"/>
-      </w:pPr>
-      <w:r>
-        <w:rPr>
-          <w:rFonts w:ascii="Calibri" w:cs="Calibri" w:eastAsia="Calibri" w:hAnsi="Calibri"/>
-          <w:sz w:val="22"/>
-          <w:szCs w:val="22"/>
-        </w:rPr>
-        <w:t xml:space="preserve">Result x(t) = 3.0241cos(15πt+2.1937). Check t = 0: 2.2284 − 3.9928 = −1.7644 and 3.0241cos 2.1937 = −1.7644. FIGURE: dashed red lies on the blue sum; peak ≈ 3.02, not 6.8; notebook max difference ≈ 1e−14.</w:t>
+        <w:t xml:space="preserve">Continue with P₁ = 2.2284 + 1.5245j and P₂ = −3.9928 + 0.9315j.</w:t>
+      </w:r>
+    </w:p>
+    <w:p>
+      <w:pPr>
+        <w:pStyle w:val="ListParagraph"/>
+        <w:numPr>
+          <w:ilvl w:val="0"/>
+          <w:numId w:val="2"/>
+        </w:numPr>
+        <w:spacing w:after="80"/>
+      </w:pPr>
+      <w:r>
+        <w:rPr>
+          <w:rFonts w:ascii="Calibri" w:cs="Calibri" w:eastAsia="Calibri" w:hAnsi="Calibri"/>
+          <w:sz w:val="22"/>
+          <w:szCs w:val="22"/>
+        </w:rPr>
+        <w:t xml:space="preserve">Step 3 — add: real part 2.2284 + (−3.9928) = −1.7644. Imaginary part 1.5245 + 0.9315 = 2.4560 (2.4561 with unrounded numbers). P = −1.7644 + 2.4561j.</w:t>
+      </w:r>
+    </w:p>
+    <w:p>
+      <w:pPr>
+        <w:pStyle w:val="ListParagraph"/>
+        <w:numPr>
+          <w:ilvl w:val="0"/>
+          <w:numId w:val="2"/>
+        </w:numPr>
+        <w:spacing w:after="80"/>
+      </w:pPr>
+      <w:r>
+        <w:rPr>
+          <w:rFonts w:ascii="Calibri" w:cs="Calibri" w:eastAsia="Calibri" w:hAnsi="Calibri"/>
+          <w:sz w:val="22"/>
+          <w:szCs w:val="22"/>
+        </w:rPr>
+        <w:t xml:space="preserve">Step 4 — amplitude: a² = (−1.7644)² = 3.1131; b² = (2.4561)² = 6.0324; sum = 9.1455; A = √9.1455 = 3.0241 (carry the unrounded numbers; the exact value is 3.02411).</w:t>
+      </w:r>
+    </w:p>
+    <w:p>
+      <w:pPr>
+        <w:pStyle w:val="ListParagraph"/>
+        <w:numPr>
+          <w:ilvl w:val="0"/>
+          <w:numId w:val="2"/>
+        </w:numPr>
+        <w:spacing w:after="80"/>
+      </w:pPr>
+      <w:r>
+        <w:rPr>
+          <w:rFonts w:ascii="Calibri" w:cs="Calibri" w:eastAsia="Calibri" w:hAnsi="Calibri"/>
+          <w:sz w:val="22"/>
+          <w:szCs w:val="22"/>
+        </w:rPr>
+        <w:t xml:space="preserve">Step 4 — angle: signs a &lt; 0, b &gt; 0, so P is in the second quadrant. b/|a| = 2.4561/1.7644 = 1.3920; arctan(1.3920) = 0.9478 rad (54.3°). φ = π − 0.9478 = 3.1416 − 0.9478 = 2.1937 rad (125.7°). Same as atan2(2.4561, −1.7644).</w:t>
+      </w:r>
+    </w:p>
+    <w:p>
+      <w:pPr>
+        <w:pStyle w:val="ListParagraph"/>
+        <w:numPr>
+          <w:ilvl w:val="0"/>
+          <w:numId w:val="2"/>
+        </w:numPr>
+        <w:spacing w:after="80"/>
+      </w:pPr>
+      <w:r>
+        <w:rPr>
+          <w:rFonts w:ascii="Calibri" w:cs="Calibri" w:eastAsia="Calibri" w:hAnsi="Calibri"/>
+          <w:sz w:val="22"/>
+          <w:szCs w:val="22"/>
+        </w:rPr>
+        <w:t xml:space="preserve">Answer: x(t) = 3.0241 cos(15πt + 2.1937).</w:t>
+      </w:r>
+    </w:p>
+    <w:p>
+      <w:pPr>
+        <w:pStyle w:val="ListParagraph"/>
+        <w:numPr>
+          <w:ilvl w:val="0"/>
+          <w:numId w:val="2"/>
+        </w:numPr>
+        <w:spacing w:after="80"/>
+      </w:pPr>
+      <w:r>
+        <w:rPr>
+          <w:rFonts w:ascii="Calibri" w:cs="Calibri" w:eastAsia="Calibri" w:hAnsi="Calibri"/>
+          <w:sz w:val="22"/>
+          <w:szCs w:val="22"/>
+        </w:rPr>
+        <w:t xml:space="preserve">Check 1 (t = 0): original 2.7cos 0.6 + 4.1 sin(−1.8) = 2.2284 + 4.1(−0.9738) = 2.2284 − 3.9928 = −1.7644. Answer: 3.0241 cos 2.1937 = 3.0241(−0.5834) = −1.7643 ✓ (4-digit rounding).</w:t>
+      </w:r>
+    </w:p>
+    <w:p>
+      <w:pPr>
+        <w:pStyle w:val="ListParagraph"/>
+        <w:numPr>
+          <w:ilvl w:val="0"/>
+          <w:numId w:val="2"/>
+        </w:numPr>
+        <w:spacing w:after="80"/>
+      </w:pPr>
+      <w:r>
+        <w:rPr>
+          <w:rFonts w:ascii="Calibri" w:cs="Calibri" w:eastAsia="Calibri" w:hAnsi="Calibri"/>
+          <w:sz w:val="22"/>
+          <w:szCs w:val="22"/>
+        </w:rPr>
+        <w:t xml:space="preserve">Check 2 (t = 0.1 s): original = 2.4561; answer = 3.0241 cos(1.5π + 2.1937) = 2.4561 ✓ (notebook difference ≈ 1e−14).</w:t>
+      </w:r>
+    </w:p>
+    <w:p>
+      <w:pPr>
+        <w:pStyle w:val="ListParagraph"/>
+        <w:numPr>
+          <w:ilvl w:val="0"/>
+          <w:numId w:val="2"/>
+        </w:numPr>
+        <w:spacing w:after="80"/>
+      </w:pPr>
+      <w:r>
+        <w:rPr>
+          <w:rFonts w:ascii="Calibri" w:cs="Calibri" w:eastAsia="Calibri" w:hAnsi="Calibri"/>
+          <w:sz w:val="22"/>
+          <w:szCs w:val="22"/>
+        </w:rPr>
+        <w:t xml:space="preserve">Check 3 (size): A = 3.0241 &lt; 2.7 + 4.1 = 6.8, so the arrows partly cancel. FIGURE: the dashed red curve lies on the blue sum; its peak is about 3.02, not 6.8.</w:t>
       </w:r>
     </w:p>
     <w:p>
@@ -656,25 +1104,97 @@
           <w:sz w:val="22"/>
           <w:szCs w:val="22"/>
         </w:rPr>
-        <w:t xml:space="preserve">FIGURE (notebook): P₁ at 34.4° (length 2.7), P₂ at 166.9° (length 4.1; −3.3708 rad plus a turn). They are 132.5° apart, so they partly cancel.</w:t>
-      </w:r>
-    </w:p>
-    <w:p>
-      <w:pPr>
-        <w:pStyle w:val="ListParagraph"/>
-        <w:numPr>
-          <w:ilvl w:val="0"/>
-          <w:numId w:val="2"/>
-        </w:numPr>
-        <w:spacing w:after="80"/>
-      </w:pPr>
-      <w:r>
-        <w:rPr>
-          <w:rFonts w:ascii="Calibri" w:cs="Calibri" w:eastAsia="Calibri" w:hAnsi="Calibri"/>
-          <w:sz w:val="22"/>
-          <w:szCs w:val="22"/>
-        </w:rPr>
-        <w:t xml:space="preserve">Dashed green = P₂ moved to the tip of P₁. Red = P = −1.7644 + 2.4561j, |P| = 3.0241 &lt; 6.8, angle 2.1937 rad = 125.7°.</w:t>
+        <w:t xml:space="preserve">Goal: the same example as an arrow picture. Arrow = complex number; lengths |P₁| = 2.7, |P₂| = 4.1.</w:t>
+      </w:r>
+    </w:p>
+    <w:p>
+      <w:pPr>
+        <w:pStyle w:val="ListParagraph"/>
+        <w:numPr>
+          <w:ilvl w:val="0"/>
+          <w:numId w:val="2"/>
+        </w:numPr>
+        <w:spacing w:after="80"/>
+      </w:pPr>
+      <w:r>
+        <w:rPr>
+          <w:rFonts w:ascii="Calibri" w:cs="Calibri" w:eastAsia="Calibri" w:hAnsi="Calibri"/>
+          <w:sz w:val="22"/>
+          <w:szCs w:val="22"/>
+        </w:rPr>
+        <w:t xml:space="preserve">Step 1 — angle of P₁ = 0.6 rad = 34.4°.</w:t>
+      </w:r>
+    </w:p>
+    <w:p>
+      <w:pPr>
+        <w:pStyle w:val="ListParagraph"/>
+        <w:numPr>
+          <w:ilvl w:val="0"/>
+          <w:numId w:val="2"/>
+        </w:numPr>
+        <w:spacing w:after="80"/>
+      </w:pPr>
+      <w:r>
+        <w:rPr>
+          <w:rFonts w:ascii="Calibri" w:cs="Calibri" w:eastAsia="Calibri" w:hAnsi="Calibri"/>
+          <w:sz w:val="22"/>
+          <w:szCs w:val="22"/>
+        </w:rPr>
+        <w:t xml:space="preserve">Step 2 — angle of P₂ = −3.3708 rad = −193.1°. Add a full turn (360°): 166.9° (same arrow, because e^{j2π} = 1). Its coordinates: 4.1(cos 166.9°, sin 166.9°) = (−3.9928, 0.9315) ✓.</w:t>
+      </w:r>
+    </w:p>
+    <w:p>
+      <w:pPr>
+        <w:pStyle w:val="ListParagraph"/>
+        <w:numPr>
+          <w:ilvl w:val="0"/>
+          <w:numId w:val="2"/>
+        </w:numPr>
+        <w:spacing w:after="80"/>
+      </w:pPr>
+      <w:r>
+        <w:rPr>
+          <w:rFonts w:ascii="Calibri" w:cs="Calibri" w:eastAsia="Calibri" w:hAnsi="Calibri"/>
+          <w:sz w:val="22"/>
+          <w:szCs w:val="22"/>
+        </w:rPr>
+        <w:t xml:space="preserve">Step 3 — angle between the arrows: 166.9° − 34.4° = 132.5° (more than 90°, so they pull against each other).</w:t>
+      </w:r>
+    </w:p>
+    <w:p>
+      <w:pPr>
+        <w:pStyle w:val="ListParagraph"/>
+        <w:numPr>
+          <w:ilvl w:val="0"/>
+          <w:numId w:val="2"/>
+        </w:numPr>
+        <w:spacing w:after="80"/>
+      </w:pPr>
+      <w:r>
+        <w:rPr>
+          <w:rFonts w:ascii="Calibri" w:cs="Calibri" w:eastAsia="Calibri" w:hAnsi="Calibri"/>
+          <w:sz w:val="22"/>
+          <w:szCs w:val="22"/>
+        </w:rPr>
+        <w:t xml:space="preserve">Step 4 — head-to-tail: slide P₂ (dashed green) so its tail sits on the tip of P₁; the arrow from the origin to the new tip (red) is P = P₁ + P₂.</w:t>
+      </w:r>
+    </w:p>
+    <w:p>
+      <w:pPr>
+        <w:pStyle w:val="ListParagraph"/>
+        <w:numPr>
+          <w:ilvl w:val="0"/>
+          <w:numId w:val="2"/>
+        </w:numPr>
+        <w:spacing w:after="80"/>
+      </w:pPr>
+      <w:r>
+        <w:rPr>
+          <w:rFonts w:ascii="Calibri" w:cs="Calibri" w:eastAsia="Calibri" w:hAnsi="Calibri"/>
+          <w:sz w:val="22"/>
+          <w:szCs w:val="22"/>
+        </w:rPr>
+        <w:t xml:space="preserve">Step 5 — numbers on the red arrow: P = −1.7644 + 2.4561j, |P| = 3.0241, angle 125.7° = 2.1937 rad (second quadrant). |P₁| + |P₂| = 6.8 would only happen if both pointed the same way.</w:t>
       </w:r>
     </w:p>
     <w:p>
@@ -722,7 +1242,43 @@
           <w:sz w:val="22"/>
           <w:szCs w:val="22"/>
         </w:rPr>
-        <w:t xml:space="preserve">Give students 3 min. (a) 4cos(10πt)+3sin(10πt). (b) 2cos(7t+2)+2cos(7t−1). Recipe on the slide.</w:t>
+        <w:t xml:space="preserve">Task for the students (3 min): (a) 4cos(10πt) + 3sin(10πt); (b) 2cos(7t+2) + 2cos(7t−1).</w:t>
+      </w:r>
+    </w:p>
+    <w:p>
+      <w:pPr>
+        <w:pStyle w:val="ListParagraph"/>
+        <w:numPr>
+          <w:ilvl w:val="0"/>
+          <w:numId w:val="2"/>
+        </w:numPr>
+        <w:spacing w:after="80"/>
+      </w:pPr>
+      <w:r>
+        <w:rPr>
+          <w:rFonts w:ascii="Calibri" w:cs="Calibri" w:eastAsia="Calibri" w:hAnsi="Calibri"/>
+          <w:sz w:val="22"/>
+          <w:szCs w:val="22"/>
+        </w:rPr>
+        <w:t xml:space="preserve">Recipe to write on the board: 1) sine → cosine (sin θ = cos(θ − π/2)); 2) each phasor A e^{jφ} = A cos φ + jA sin φ, then add; 3) A = |P|, φ = atan2(b,a) with the quadrant from the signs.</w:t>
+      </w:r>
+    </w:p>
+    <w:p>
+      <w:pPr>
+        <w:pStyle w:val="ListParagraph"/>
+        <w:numPr>
+          <w:ilvl w:val="0"/>
+          <w:numId w:val="2"/>
+        </w:numPr>
+        <w:spacing w:after="80"/>
+      </w:pPr>
+      <w:r>
+        <w:rPr>
+          <w:rFonts w:ascii="Calibri" w:cs="Calibri" w:eastAsia="Calibri" w:hAnsi="Calibri"/>
+          <w:sz w:val="22"/>
+          <w:szCs w:val="22"/>
+        </w:rPr>
+        <w:t xml:space="preserve">Hints if they stall: (a) the frequency is 10π for both; the phasors are 4e^{j0} and 3e^{−jπ/2}. (b) both are already cosines; angles are in radians, so use a calculator in radian mode.</w:t>
       </w:r>
     </w:p>
     <w:p>
@@ -770,43 +1326,151 @@
           <w:sz w:val="22"/>
           <w:szCs w:val="22"/>
         </w:rPr>
-        <w:t xml:space="preserve">sin(10πt) = cos(10πt − π/2). P₁ = 4, P₂ = 3e^{−jπ/2} = −3j. P = 4 − 3j.</w:t>
-      </w:r>
-    </w:p>
-    <w:p>
-      <w:pPr>
-        <w:pStyle w:val="ListParagraph"/>
-        <w:numPr>
-          <w:ilvl w:val="0"/>
-          <w:numId w:val="2"/>
-        </w:numPr>
-        <w:spacing w:after="80"/>
-      </w:pPr>
-      <w:r>
-        <w:rPr>
-          <w:rFonts w:ascii="Calibri" w:cs="Calibri" w:eastAsia="Calibri" w:hAnsi="Calibri"/>
-          <w:sz w:val="22"/>
-          <w:szCs w:val="22"/>
-        </w:rPr>
-        <w:t xml:space="preserve">A = √(16+9) = 5. φ = arctan(−3/4) = −0.6435 rad = −36.87° (Re &gt; 0, fourth quadrant, principal value fine).</w:t>
-      </w:r>
-    </w:p>
-    <w:p>
-      <w:pPr>
-        <w:pStyle w:val="ListParagraph"/>
-        <w:numPr>
-          <w:ilvl w:val="0"/>
-          <w:numId w:val="2"/>
-        </w:numPr>
-        <w:spacing w:after="80"/>
-      </w:pPr>
-      <w:r>
-        <w:rPr>
-          <w:rFonts w:ascii="Calibri" w:cs="Calibri" w:eastAsia="Calibri" w:hAnsi="Calibri"/>
-          <w:sz w:val="22"/>
-          <w:szCs w:val="22"/>
-        </w:rPr>
-        <w:t xml:space="preserve">Answer x(t) = 5cos(10πt − 0.6435). Check t = 0: 4 and 5cos(−0.6435) = 5(0.8) = 4.</w:t>
+        <w:t xml:space="preserve">Given: 4cos(10πt) + 3sin(10πt); both have ω = 10π rad/s.</w:t>
+      </w:r>
+    </w:p>
+    <w:p>
+      <w:pPr>
+        <w:pStyle w:val="ListParagraph"/>
+        <w:numPr>
+          <w:ilvl w:val="0"/>
+          <w:numId w:val="2"/>
+        </w:numPr>
+        <w:spacing w:after="80"/>
+      </w:pPr>
+      <w:r>
+        <w:rPr>
+          <w:rFonts w:ascii="Calibri" w:cs="Calibri" w:eastAsia="Calibri" w:hAnsi="Calibri"/>
+          <w:sz w:val="22"/>
+          <w:szCs w:val="22"/>
+        </w:rPr>
+        <w:t xml:space="preserve">Step 1 — sin(10πt) = cos(10πt − π/2), so the second term is 3cos(10πt − π/2).</w:t>
+      </w:r>
+    </w:p>
+    <w:p>
+      <w:pPr>
+        <w:pStyle w:val="ListParagraph"/>
+        <w:numPr>
+          <w:ilvl w:val="0"/>
+          <w:numId w:val="2"/>
+        </w:numPr>
+        <w:spacing w:after="80"/>
+      </w:pPr>
+      <w:r>
+        <w:rPr>
+          <w:rFonts w:ascii="Calibri" w:cs="Calibri" w:eastAsia="Calibri" w:hAnsi="Calibri"/>
+          <w:sz w:val="22"/>
+          <w:szCs w:val="22"/>
+        </w:rPr>
+        <w:t xml:space="preserve">Step 2 — phasors: P₁ = 4e^{j0} = 4. P₂ = 3e^{−jπ/2} = 3(cos(π/2) − j sin(π/2)) = 3(0 − j·1) = −3j.</w:t>
+      </w:r>
+    </w:p>
+    <w:p>
+      <w:pPr>
+        <w:pStyle w:val="ListParagraph"/>
+        <w:numPr>
+          <w:ilvl w:val="0"/>
+          <w:numId w:val="2"/>
+        </w:numPr>
+        <w:spacing w:after="80"/>
+      </w:pPr>
+      <w:r>
+        <w:rPr>
+          <w:rFonts w:ascii="Calibri" w:cs="Calibri" w:eastAsia="Calibri" w:hAnsi="Calibri"/>
+          <w:sz w:val="22"/>
+          <w:szCs w:val="22"/>
+        </w:rPr>
+        <w:t xml:space="preserve">Step 3 — add: P = 4 + (−3j) = 4 − 3j (real part 4, imaginary part −3).</w:t>
+      </w:r>
+    </w:p>
+    <w:p>
+      <w:pPr>
+        <w:pStyle w:val="ListParagraph"/>
+        <w:numPr>
+          <w:ilvl w:val="0"/>
+          <w:numId w:val="2"/>
+        </w:numPr>
+        <w:spacing w:after="80"/>
+      </w:pPr>
+      <w:r>
+        <w:rPr>
+          <w:rFonts w:ascii="Calibri" w:cs="Calibri" w:eastAsia="Calibri" w:hAnsi="Calibri"/>
+          <w:sz w:val="22"/>
+          <w:szCs w:val="22"/>
+        </w:rPr>
+        <w:t xml:space="preserve">Step 4 — A = √(4² + (−3)²) = √(16 + 9) = √25 = 5.</w:t>
+      </w:r>
+    </w:p>
+    <w:p>
+      <w:pPr>
+        <w:pStyle w:val="ListParagraph"/>
+        <w:numPr>
+          <w:ilvl w:val="0"/>
+          <w:numId w:val="2"/>
+        </w:numPr>
+        <w:spacing w:after="80"/>
+      </w:pPr>
+      <w:r>
+        <w:rPr>
+          <w:rFonts w:ascii="Calibri" w:cs="Calibri" w:eastAsia="Calibri" w:hAnsi="Calibri"/>
+          <w:sz w:val="22"/>
+          <w:szCs w:val="22"/>
+        </w:rPr>
+        <w:t xml:space="preserve">Step 4 — φ: real part positive, so P is in the fourth quadrant and the principal value is correct: φ = arctan(−3/4) = arctan(−0.75) = −0.6435 rad = −36.87°.</w:t>
+      </w:r>
+    </w:p>
+    <w:p>
+      <w:pPr>
+        <w:pStyle w:val="ListParagraph"/>
+        <w:numPr>
+          <w:ilvl w:val="0"/>
+          <w:numId w:val="2"/>
+        </w:numPr>
+        <w:spacing w:after="80"/>
+      </w:pPr>
+      <w:r>
+        <w:rPr>
+          <w:rFonts w:ascii="Calibri" w:cs="Calibri" w:eastAsia="Calibri" w:hAnsi="Calibri"/>
+          <w:sz w:val="22"/>
+          <w:szCs w:val="22"/>
+        </w:rPr>
+        <w:t xml:space="preserve">Answer: 5cos(10πt − 0.6435).</w:t>
+      </w:r>
+    </w:p>
+    <w:p>
+      <w:pPr>
+        <w:pStyle w:val="ListParagraph"/>
+        <w:numPr>
+          <w:ilvl w:val="0"/>
+          <w:numId w:val="2"/>
+        </w:numPr>
+        <w:spacing w:after="80"/>
+      </w:pPr>
+      <w:r>
+        <w:rPr>
+          <w:rFonts w:ascii="Calibri" w:cs="Calibri" w:eastAsia="Calibri" w:hAnsi="Calibri"/>
+          <w:sz w:val="22"/>
+          <w:szCs w:val="22"/>
+        </w:rPr>
+        <w:t xml:space="preserve">Check t = 0: original 4cos 0 + 3 sin 0 = 4 + 0 = 4; answer 5cos(−0.6435) = 5(0.8) = 4 ✓. Check t = 0.05 s: original 4cos(π/2) + 3sin(π/2) = 0 + 3 = 3; answer 5cos(π/2 − 0.6435) = 5 sin(0.6435) = 5(0.6) = 3 ✓.</w:t>
+      </w:r>
+    </w:p>
+    <w:p>
+      <w:pPr>
+        <w:pStyle w:val="ListParagraph"/>
+        <w:numPr>
+          <w:ilvl w:val="0"/>
+          <w:numId w:val="2"/>
+        </w:numPr>
+        <w:spacing w:after="80"/>
+      </w:pPr>
+      <w:r>
+        <w:rPr>
+          <w:rFonts w:ascii="Calibri" w:cs="Calibri" w:eastAsia="Calibri" w:hAnsi="Calibri"/>
+          <w:sz w:val="22"/>
+          <w:szCs w:val="22"/>
+        </w:rPr>
+        <w:t xml:space="preserve">Familiar 3-4-5 triangle: cos φ = 4/5 = 0.8, sin φ = −3/5 = −0.6.</w:t>
       </w:r>
     </w:p>
     <w:p>
@@ -854,43 +1518,169 @@
           <w:sz w:val="22"/>
           <w:szCs w:val="22"/>
         </w:rPr>
-        <w:t xml:space="preserve">P₁ = 2e^{j2} = 2(−0.4161) + j2(0.9093) = −0.8323 + 1.8186j. P₂ = 2e^{−j1} = 2(0.5403) − j2(0.8415) = 1.0806 − 1.6829j.</w:t>
-      </w:r>
-    </w:p>
-    <w:p>
-      <w:pPr>
-        <w:pStyle w:val="ListParagraph"/>
-        <w:numPr>
-          <w:ilvl w:val="0"/>
-          <w:numId w:val="2"/>
-        </w:numPr>
-        <w:spacing w:after="80"/>
-      </w:pPr>
-      <w:r>
-        <w:rPr>
-          <w:rFonts w:ascii="Calibri" w:cs="Calibri" w:eastAsia="Calibri" w:hAnsi="Calibri"/>
-          <w:sz w:val="22"/>
-          <w:szCs w:val="22"/>
-        </w:rPr>
-        <w:t xml:space="preserve">P = 0.2483 + 0.1357j. A = √(0.06165+0.01841) = √0.08006 = 0.2829. φ = arctan(0.1357/0.2483) = 0.5000 rad (first quadrant).</w:t>
-      </w:r>
-    </w:p>
-    <w:p>
-      <w:pPr>
-        <w:pStyle w:val="ListParagraph"/>
-        <w:numPr>
-          <w:ilvl w:val="0"/>
-          <w:numId w:val="2"/>
-        </w:numPr>
-        <w:spacing w:after="80"/>
-      </w:pPr>
-      <w:r>
-        <w:rPr>
-          <w:rFonts w:ascii="Calibri" w:cs="Calibri" w:eastAsia="Calibri" w:hAnsi="Calibri"/>
-          <w:sz w:val="22"/>
-          <w:szCs w:val="22"/>
-        </w:rPr>
-        <w:t xml:space="preserve">Answer 0.2829cos(7t+0.5). Check t = 0: −0.8323+1.0806 = 0.2483 = 0.2829cos 0.5. Insight: equal amplitudes give A = 4cos(1.5) and φ = (2+(−1))/2 = 0.5; phases 3 rad apart nearly cancel.</w:t>
+        <w:t xml:space="preserve">Given: 2cos(7t+2) + 2cos(7t−1); ω = 7 rad/s for both, both already cosines. All angles in radians.</w:t>
+      </w:r>
+    </w:p>
+    <w:p>
+      <w:pPr>
+        <w:pStyle w:val="ListParagraph"/>
+        <w:numPr>
+          <w:ilvl w:val="0"/>
+          <w:numId w:val="2"/>
+        </w:numPr>
+        <w:spacing w:after="80"/>
+      </w:pPr>
+      <w:r>
+        <w:rPr>
+          <w:rFonts w:ascii="Calibri" w:cs="Calibri" w:eastAsia="Calibri" w:hAnsi="Calibri"/>
+          <w:sz w:val="22"/>
+          <w:szCs w:val="22"/>
+        </w:rPr>
+        <w:t xml:space="preserve">Step 1 — P₁ = 2e^{j2} = 2cos 2 + j 2sin 2. cos 2 = −0.4161, sin 2 = 0.9093. So P₁ = 2(−0.4161) + j2(0.9093) = −0.8323 + 1.8186j.</w:t>
+      </w:r>
+    </w:p>
+    <w:p>
+      <w:pPr>
+        <w:pStyle w:val="ListParagraph"/>
+        <w:numPr>
+          <w:ilvl w:val="0"/>
+          <w:numId w:val="2"/>
+        </w:numPr>
+        <w:spacing w:after="80"/>
+      </w:pPr>
+      <w:r>
+        <w:rPr>
+          <w:rFonts w:ascii="Calibri" w:cs="Calibri" w:eastAsia="Calibri" w:hAnsi="Calibri"/>
+          <w:sz w:val="22"/>
+          <w:szCs w:val="22"/>
+        </w:rPr>
+        <w:t xml:space="preserve">Step 2 — P₂ = 2e^{−j1} = 2cos 1 − j 2sin 1. cos 1 = 0.5403, sin 1 = 0.8415. So P₂ = 2(0.5403) − j2(0.8415) = 1.0806 − 1.6829j.</w:t>
+      </w:r>
+    </w:p>
+    <w:p>
+      <w:pPr>
+        <w:pStyle w:val="ListParagraph"/>
+        <w:numPr>
+          <w:ilvl w:val="0"/>
+          <w:numId w:val="2"/>
+        </w:numPr>
+        <w:spacing w:after="80"/>
+      </w:pPr>
+      <w:r>
+        <w:rPr>
+          <w:rFonts w:ascii="Calibri" w:cs="Calibri" w:eastAsia="Calibri" w:hAnsi="Calibri"/>
+          <w:sz w:val="22"/>
+          <w:szCs w:val="22"/>
+        </w:rPr>
+        <w:t xml:space="preserve">Step 3 — add: real −0.8323 + 1.0806 = 0.2483; imaginary 1.8186 − 1.6829 = 0.1357. P = 0.2483 + 0.1357j.</w:t>
+      </w:r>
+    </w:p>
+    <w:p>
+      <w:pPr>
+        <w:pStyle w:val="ListParagraph"/>
+        <w:numPr>
+          <w:ilvl w:val="0"/>
+          <w:numId w:val="2"/>
+        </w:numPr>
+        <w:spacing w:after="80"/>
+      </w:pPr>
+      <w:r>
+        <w:rPr>
+          <w:rFonts w:ascii="Calibri" w:cs="Calibri" w:eastAsia="Calibri" w:hAnsi="Calibri"/>
+          <w:sz w:val="22"/>
+          <w:szCs w:val="22"/>
+        </w:rPr>
+        <w:t xml:space="preserve">Step 4 — A = √(0.2483² + 0.1357²) = √(0.06165 + 0.01841) = √0.08006 = 0.2829.</w:t>
+      </w:r>
+    </w:p>
+    <w:p>
+      <w:pPr>
+        <w:pStyle w:val="ListParagraph"/>
+        <w:numPr>
+          <w:ilvl w:val="0"/>
+          <w:numId w:val="2"/>
+        </w:numPr>
+        <w:spacing w:after="80"/>
+      </w:pPr>
+      <w:r>
+        <w:rPr>
+          <w:rFonts w:ascii="Calibri" w:cs="Calibri" w:eastAsia="Calibri" w:hAnsi="Calibri"/>
+          <w:sz w:val="22"/>
+          <w:szCs w:val="22"/>
+        </w:rPr>
+        <w:t xml:space="preserve">Step 4 — φ: both parts positive, first quadrant: φ = arctan(0.1357/0.2483) = arctan(0.5465) = 0.5000 rad.</w:t>
+      </w:r>
+    </w:p>
+    <w:p>
+      <w:pPr>
+        <w:pStyle w:val="ListParagraph"/>
+        <w:numPr>
+          <w:ilvl w:val="0"/>
+          <w:numId w:val="2"/>
+        </w:numPr>
+        <w:spacing w:after="80"/>
+      </w:pPr>
+      <w:r>
+        <w:rPr>
+          <w:rFonts w:ascii="Calibri" w:cs="Calibri" w:eastAsia="Calibri" w:hAnsi="Calibri"/>
+          <w:sz w:val="22"/>
+          <w:szCs w:val="22"/>
+        </w:rPr>
+        <w:t xml:space="preserve">Answer: 0.2829cos(7t + 0.5).</w:t>
+      </w:r>
+    </w:p>
+    <w:p>
+      <w:pPr>
+        <w:pStyle w:val="ListParagraph"/>
+        <w:numPr>
+          <w:ilvl w:val="0"/>
+          <w:numId w:val="2"/>
+        </w:numPr>
+        <w:spacing w:after="80"/>
+      </w:pPr>
+      <w:r>
+        <w:rPr>
+          <w:rFonts w:ascii="Calibri" w:cs="Calibri" w:eastAsia="Calibri" w:hAnsi="Calibri"/>
+          <w:sz w:val="22"/>
+          <w:szCs w:val="22"/>
+        </w:rPr>
+        <w:t xml:space="preserve">Check t = 0: 2cos 2 + 2cos(−1) = −0.8323 + 1.0806 = 0.2483; answer 0.2829cos 0.5 = 0.2829(0.8776) = 0.2483 ✓.</w:t>
+      </w:r>
+    </w:p>
+    <w:p>
+      <w:pPr>
+        <w:pStyle w:val="ListParagraph"/>
+        <w:numPr>
+          <w:ilvl w:val="0"/>
+          <w:numId w:val="2"/>
+        </w:numPr>
+        <w:spacing w:after="80"/>
+      </w:pPr>
+      <w:r>
+        <w:rPr>
+          <w:rFonts w:ascii="Calibri" w:cs="Calibri" w:eastAsia="Calibri" w:hAnsi="Calibri"/>
+          <w:sz w:val="22"/>
+          <w:szCs w:val="22"/>
+        </w:rPr>
+        <w:t xml:space="preserve">Second method (equal amplitudes): 2e^{j2} + 2e^{−j1} = 2e^{j0.5}(e^{j1.5} + e^{−j1.5}) = 2e^{j0.5}·2cos 1.5 = 4cos(1.5) e^{j0.5}. cos 1.5 = 0.0707, so A = 4(0.0707) = 0.2829 ✓ and φ = 0.5 = (2 + (−1))/2 ✓. Here e^{jθ} + e^{−jθ} = 2cos θ.</w:t>
+      </w:r>
+    </w:p>
+    <w:p>
+      <w:pPr>
+        <w:pStyle w:val="ListParagraph"/>
+        <w:numPr>
+          <w:ilvl w:val="0"/>
+          <w:numId w:val="2"/>
+        </w:numPr>
+        <w:spacing w:after="80"/>
+      </w:pPr>
+      <w:r>
+        <w:rPr>
+          <w:rFonts w:ascii="Calibri" w:cs="Calibri" w:eastAsia="Calibri" w:hAnsi="Calibri"/>
+          <w:sz w:val="22"/>
+          <w:szCs w:val="22"/>
+        </w:rPr>
+        <w:t xml:space="preserve">Insight: the phases 2 and −1 are 3 rad (172°) apart, nearly opposite, so the sum is tiny.</w:t>
       </w:r>
     </w:p>
     <w:p>
@@ -938,7 +1728,43 @@
           <w:sz w:val="22"/>
           <w:szCs w:val="22"/>
         </w:rPr>
-        <w:t xml:space="preserve">x[n] = A cos(Ωn+φ): n integer index, Ω radians per sample. No seconds or Hz in the formula. Capital Ω = DT, lowercase ω = CT.</w:t>
+        <w:t xml:space="preserve">Definition: x[n] = A cos(Ωn + φ). n = 0, 1, 2, … is an integer sample number (no unit); Ω = DT frequency in rad per sample (how much the angle grows from one sample to the next); A, φ as before. Capital Ω = discrete time, lowercase ω = continuous time.</w:t>
+      </w:r>
+    </w:p>
+    <w:p>
+      <w:pPr>
+        <w:pStyle w:val="ListParagraph"/>
+        <w:numPr>
+          <w:ilvl w:val="0"/>
+          <w:numId w:val="2"/>
+        </w:numPr>
+        <w:spacing w:after="80"/>
+      </w:pPr>
+      <w:r>
+        <w:rPr>
+          <w:rFonts w:ascii="Calibri" w:cs="Calibri" w:eastAsia="Calibri" w:hAnsi="Calibri"/>
+          <w:sz w:val="22"/>
+          <w:szCs w:val="22"/>
+        </w:rPr>
+        <w:t xml:space="preserve">Tiny numeric example: A = 1, Ω = π/2, φ = 0. Angles Ωn = 0, π/2, π, 3π/2, 2π, … so x[n] = cos(Ωn) = 1, 0, −1, 0, 1, … (a pattern of 4 samples).</w:t>
+      </w:r>
+    </w:p>
+    <w:p>
+      <w:pPr>
+        <w:pStyle w:val="ListParagraph"/>
+        <w:numPr>
+          <w:ilvl w:val="0"/>
+          <w:numId w:val="2"/>
+        </w:numPr>
+        <w:spacing w:after="80"/>
+      </w:pPr>
+      <w:r>
+        <w:rPr>
+          <w:rFonts w:ascii="Calibri" w:cs="Calibri" w:eastAsia="Calibri" w:hAnsi="Calibri"/>
+          <w:sz w:val="22"/>
+          <w:szCs w:val="22"/>
+        </w:rPr>
+        <w:t xml:space="preserve">There is no t and no seconds in the formula: only counting samples.</w:t>
       </w:r>
     </w:p>
     <w:p>
@@ -986,7 +1812,97 @@
           <w:sz w:val="22"/>
           <w:szCs w:val="22"/>
         </w:rPr>
-        <w:t xml:space="preserve">FIGURE (notebook, four panels): Ω = π/25 smooth; Ω = 2.4 erratic; Ω = 24π/25 = π − π/25 flips sign almost every sample under a slow envelope; extremes Ω = 0 constant and Ω = π alternating. Panel titles use the letter Ω.</w:t>
+        <w:t xml:space="preserve">FIGURE: four panels, all x[n] = A cos(Ωn + φ) with different Ω. Numbers behind each panel:</w:t>
+      </w:r>
+    </w:p>
+    <w:p>
+      <w:pPr>
+        <w:pStyle w:val="ListParagraph"/>
+        <w:numPr>
+          <w:ilvl w:val="0"/>
+          <w:numId w:val="2"/>
+        </w:numPr>
+        <w:spacing w:after="80"/>
+      </w:pPr>
+      <w:r>
+        <w:rPr>
+          <w:rFonts w:ascii="Calibri" w:cs="Calibri" w:eastAsia="Calibri" w:hAnsi="Calibri"/>
+          <w:sz w:val="22"/>
+          <w:szCs w:val="22"/>
+        </w:rPr>
+        <w:t xml:space="preserve">Top left Ω = π/25 = 0.1257 rad/sample, φ = 2π/5: angle grows by 0.1257 each sample. x[n] = cos(0.1257n + 1.2566): x[0] = 0.3090, x[1] = 0.1874, x[2] = 0.0628, x[3] = −0.0628, x[4] = −0.1874: a slow, smooth wave. Samples per cycle = 2π/Ω = 2π/(π/25) = 50.</w:t>
+      </w:r>
+    </w:p>
+    <w:p>
+      <w:pPr>
+        <w:pStyle w:val="ListParagraph"/>
+        <w:numPr>
+          <w:ilvl w:val="0"/>
+          <w:numId w:val="2"/>
+        </w:numPr>
+        <w:spacing w:after="80"/>
+      </w:pPr>
+      <w:r>
+        <w:rPr>
+          <w:rFonts w:ascii="Calibri" w:cs="Calibri" w:eastAsia="Calibri" w:hAnsi="Calibri"/>
+          <w:sz w:val="22"/>
+          <w:szCs w:val="22"/>
+        </w:rPr>
+        <w:t xml:space="preserve">Top right Ω = 2.4 rad/sample, φ = −1.3: x[0] = cos(−1.3) = 0.2675, x[1] = cos(1.1) = 0.4536, x[2] = cos(3.5) = −0.9365, x[3] = cos(5.9) = 0.9275: jumps around. 2.4 is close to π (π − 2.4 = 0.742), so the angle advances almost half a turn each sample and the eye cannot follow.</w:t>
+      </w:r>
+    </w:p>
+    <w:p>
+      <w:pPr>
+        <w:pStyle w:val="ListParagraph"/>
+        <w:numPr>
+          <w:ilvl w:val="0"/>
+          <w:numId w:val="2"/>
+        </w:numPr>
+        <w:spacing w:after="80"/>
+      </w:pPr>
+      <w:r>
+        <w:rPr>
+          <w:rFonts w:ascii="Calibri" w:cs="Calibri" w:eastAsia="Calibri" w:hAnsi="Calibri"/>
+          <w:sz w:val="22"/>
+          <w:szCs w:val="22"/>
+        </w:rPr>
+        <w:t xml:space="preserve">Bottom left Ω = 24π/25 = 3.0159 = π − π/25: x[0] = 0.3090, x[1] = −0.4258, x[2] = 0.5358, x[3] = −0.6374: the sign flips every sample while the size grows slowly (a slow envelope). Reason: cos((π − π/25)n + φ) = (−1)ⁿ cos((π/25)n − φ).</w:t>
+      </w:r>
+    </w:p>
+    <w:p>
+      <w:pPr>
+        <w:pStyle w:val="ListParagraph"/>
+        <w:numPr>
+          <w:ilvl w:val="0"/>
+          <w:numId w:val="2"/>
+        </w:numPr>
+        <w:spacing w:after="80"/>
+      </w:pPr>
+      <w:r>
+        <w:rPr>
+          <w:rFonts w:ascii="Calibri" w:cs="Calibri" w:eastAsia="Calibri" w:hAnsi="Calibri"/>
+          <w:sz w:val="22"/>
+          <w:szCs w:val="22"/>
+        </w:rPr>
+        <w:t xml:space="preserve">Bottom right: Ω = 0 gives cos(φ) every sample (constant); Ω = π gives cos(πn) = +1, −1, +1, −1, … (alternating).</w:t>
+      </w:r>
+    </w:p>
+    <w:p>
+      <w:pPr>
+        <w:pStyle w:val="ListParagraph"/>
+        <w:numPr>
+          <w:ilvl w:val="0"/>
+          <w:numId w:val="2"/>
+        </w:numPr>
+        <w:spacing w:after="80"/>
+      </w:pPr>
+      <w:r>
+        <w:rPr>
+          <w:rFonts w:ascii="Calibri" w:cs="Calibri" w:eastAsia="Calibri" w:hAnsi="Calibri"/>
+          <w:sz w:val="22"/>
+          <w:szCs w:val="22"/>
+        </w:rPr>
+        <w:t xml:space="preserve">Point at: low Ω looks smooth; Ω near π looks jagged; the panel titles use the capital letter Ω.</w:t>
       </w:r>
     </w:p>
     <w:p>
@@ -1034,25 +1950,133 @@
           <w:sz w:val="22"/>
           <w:szCs w:val="22"/>
         </w:rPr>
-        <w:t xml:space="preserve">e^{j(Ω+2π)n} = e^{jΩn} because e^{j2πn} = 1 for integer n. cos(Ωn+φ) = cos(−Ωn−φ).</w:t>
-      </w:r>
-    </w:p>
-    <w:p>
-      <w:pPr>
-        <w:pStyle w:val="ListParagraph"/>
-        <w:numPr>
-          <w:ilvl w:val="0"/>
-          <w:numId w:val="2"/>
-        </w:numPr>
-        <w:spacing w:after="80"/>
-      </w:pPr>
-      <w:r>
-        <w:rPr>
-          <w:rFonts w:ascii="Calibri" w:cs="Calibri" w:eastAsia="Calibri" w:hAnsi="Calibri"/>
-          <w:sz w:val="22"/>
-          <w:szCs w:val="22"/>
-        </w:rPr>
-        <w:t xml:space="preserve">Recipe: subtract 2π multiples to [0,2π); if Ω &gt; π replace by 2π − Ω and negate φ. Range [0,π].</w:t>
+        <w:t xml:space="preserve">Goal: show which DT frequencies describe the same samples. Notation: a ≡ b (mod 2π) means a − b is a whole number of full turns (an integer multiple of 2π); e.g. 7π/4 ≡ −π/4 because 7π/4 − (−π/4) = 2π.</w:t>
+      </w:r>
+    </w:p>
+    <w:p>
+      <w:pPr>
+        <w:pStyle w:val="ListParagraph"/>
+        <w:numPr>
+          <w:ilvl w:val="0"/>
+          <w:numId w:val="2"/>
+        </w:numPr>
+        <w:spacing w:after="80"/>
+      </w:pPr>
+      <w:r>
+        <w:rPr>
+          <w:rFonts w:ascii="Calibri" w:cs="Calibri" w:eastAsia="Calibri" w:hAnsi="Calibri"/>
+          <w:sz w:val="22"/>
+          <w:szCs w:val="22"/>
+        </w:rPr>
+        <w:t xml:space="preserve">Rule 1 (complex or real) — step 1: e^{j(Ω+2π)n} = e^{jΩn} · e^{j2πn} (exponent rule e^{a+b} = e^a e^b).</w:t>
+      </w:r>
+    </w:p>
+    <w:p>
+      <w:pPr>
+        <w:pStyle w:val="ListParagraph"/>
+        <w:numPr>
+          <w:ilvl w:val="0"/>
+          <w:numId w:val="2"/>
+        </w:numPr>
+        <w:spacing w:after="80"/>
+      </w:pPr>
+      <w:r>
+        <w:rPr>
+          <w:rFonts w:ascii="Calibri" w:cs="Calibri" w:eastAsia="Calibri" w:hAnsi="Calibri"/>
+          <w:sz w:val="22"/>
+          <w:szCs w:val="22"/>
+        </w:rPr>
+        <w:t xml:space="preserve">Rule 1 — step 2: e^{j2πn} = cos 2πn + j sin 2πn = 1 + 0 = 1 for every integer n (n whole turns). So e^{j(Ω+2π)n} = e^{jΩn}: Ω and Ω + 2π give identical samples. Example n = 3: e^{j2π·3} = 1.</w:t>
+      </w:r>
+    </w:p>
+    <w:p>
+      <w:pPr>
+        <w:pStyle w:val="ListParagraph"/>
+        <w:numPr>
+          <w:ilvl w:val="0"/>
+          <w:numId w:val="2"/>
+        </w:numPr>
+        <w:spacing w:after="80"/>
+      </w:pPr>
+      <w:r>
+        <w:rPr>
+          <w:rFonts w:ascii="Calibri" w:cs="Calibri" w:eastAsia="Calibri" w:hAnsi="Calibri"/>
+          <w:sz w:val="22"/>
+          <w:szCs w:val="22"/>
+        </w:rPr>
+        <w:t xml:space="preserve">Rule 2 (real signals only) — cos is even: cos(θ) = cos(−θ). With θ = Ωn + φ: cos(Ωn+φ) = cos(−Ωn−φ). So (Ω, φ) and (−Ω, −φ) give identical samples: BOTH signs change.</w:t>
+      </w:r>
+    </w:p>
+    <w:p>
+      <w:pPr>
+        <w:pStyle w:val="ListParagraph"/>
+        <w:numPr>
+          <w:ilvl w:val="0"/>
+          <w:numId w:val="2"/>
+        </w:numPr>
+        <w:spacing w:after="80"/>
+      </w:pPr>
+      <w:r>
+        <w:rPr>
+          <w:rFonts w:ascii="Calibri" w:cs="Calibri" w:eastAsia="Calibri" w:hAnsi="Calibri"/>
+          <w:sz w:val="22"/>
+          <w:szCs w:val="22"/>
+        </w:rPr>
+        <w:t xml:space="preserve">Effective range: any Ω can be moved into [0, π]. Ω = 0 is the lowest (DC), Ω = π is the highest (alternating).</w:t>
+      </w:r>
+    </w:p>
+    <w:p>
+      <w:pPr>
+        <w:pStyle w:val="ListParagraph"/>
+        <w:numPr>
+          <w:ilvl w:val="0"/>
+          <w:numId w:val="2"/>
+        </w:numPr>
+        <w:spacing w:after="80"/>
+      </w:pPr>
+      <w:r>
+        <w:rPr>
+          <w:rFonts w:ascii="Calibri" w:cs="Calibri" w:eastAsia="Calibri" w:hAnsi="Calibri"/>
+          <w:sz w:val="22"/>
+          <w:szCs w:val="22"/>
+        </w:rPr>
+        <w:t xml:space="preserve">Recipe step 1 — subtract multiples of 2π until 0 ≤ Ω &lt; 2π.</w:t>
+      </w:r>
+    </w:p>
+    <w:p>
+      <w:pPr>
+        <w:pStyle w:val="ListParagraph"/>
+        <w:numPr>
+          <w:ilvl w:val="0"/>
+          <w:numId w:val="2"/>
+        </w:numPr>
+        <w:spacing w:after="80"/>
+      </w:pPr>
+      <w:r>
+        <w:rPr>
+          <w:rFonts w:ascii="Calibri" w:cs="Calibri" w:eastAsia="Calibri" w:hAnsi="Calibri"/>
+          <w:sz w:val="22"/>
+          <w:szCs w:val="22"/>
+        </w:rPr>
+        <w:t xml:space="preserve">Recipe step 2 — if Ω &gt; π, replace Ω by 2π − Ω and negate φ. Why: Ω → −Ω, φ → −φ (rule 2), then add 2π to the frequency (rule 1): cos(Ωn+φ) = cos(−Ωn−φ) = cos((2π−Ω)n − φ).</w:t>
+      </w:r>
+    </w:p>
+    <w:p>
+      <w:pPr>
+        <w:pStyle w:val="ListParagraph"/>
+        <w:numPr>
+          <w:ilvl w:val="0"/>
+          <w:numId w:val="2"/>
+        </w:numPr>
+        <w:spacing w:after="80"/>
+      </w:pPr>
+      <w:r>
+        <w:rPr>
+          <w:rFonts w:ascii="Calibri" w:cs="Calibri" w:eastAsia="Calibri" w:hAnsi="Calibri"/>
+          <w:sz w:val="22"/>
+          <w:szCs w:val="22"/>
+        </w:rPr>
+        <w:t xml:space="preserve">Complex exponentials: only rule 1 applies (there is no sign flip), so they are reduced to [0, 2π) only.</w:t>
       </w:r>
     </w:p>
     <w:p>
@@ -1100,25 +2124,169 @@
           <w:sz w:val="22"/>
           <w:szCs w:val="22"/>
         </w:rPr>
-        <w:t xml:space="preserve">Complex: 37π/13 − 26π/13 = 11π/13, phase π/8 untouched (no sign flip for complex exponentials).</w:t>
-      </w:r>
-    </w:p>
-    <w:p>
-      <w:pPr>
-        <w:pStyle w:val="ListParagraph"/>
-        <w:numPr>
-          <w:ilvl w:val="0"/>
-          <w:numId w:val="2"/>
-        </w:numPr>
-        <w:spacing w:after="80"/>
-      </w:pPr>
-      <w:r>
-        <w:rPr>
-          <w:rFonts w:ascii="Calibri" w:cs="Calibri" w:eastAsia="Calibri" w:hAnsi="Calibri"/>
-          <w:sz w:val="22"/>
-          <w:szCs w:val="22"/>
-        </w:rPr>
-        <w:t xml:space="preserve">Real: 42π/13 − 26π/13 = 16π/13 &gt; π; flip sign: cos(−16π/13 n + 5π/6); add 2π: 10π/13 ≈ 0.77π. x[n] = cos(10π/13 n + 5π/6). Check n = 1: both 0.3167.</w:t>
+        <w:t xml:space="preserve">Complex case: z[n] = e^{j((37π/13)n + π/8)}.</w:t>
+      </w:r>
+    </w:p>
+    <w:p>
+      <w:pPr>
+        <w:pStyle w:val="ListParagraph"/>
+        <w:numPr>
+          <w:ilvl w:val="0"/>
+          <w:numId w:val="2"/>
+        </w:numPr>
+        <w:spacing w:after="80"/>
+      </w:pPr>
+      <w:r>
+        <w:rPr>
+          <w:rFonts w:ascii="Calibri" w:cs="Calibri" w:eastAsia="Calibri" w:hAnsi="Calibri"/>
+          <w:sz w:val="22"/>
+          <w:szCs w:val="22"/>
+        </w:rPr>
+        <w:t xml:space="preserve">Step 1 — size: 37π/13 = 2.846π ≈ 8.94 rad, larger than 2π.</w:t>
+      </w:r>
+    </w:p>
+    <w:p>
+      <w:pPr>
+        <w:pStyle w:val="ListParagraph"/>
+        <w:numPr>
+          <w:ilvl w:val="0"/>
+          <w:numId w:val="2"/>
+        </w:numPr>
+        <w:spacing w:after="80"/>
+      </w:pPr>
+      <w:r>
+        <w:rPr>
+          <w:rFonts w:ascii="Calibri" w:cs="Calibri" w:eastAsia="Calibri" w:hAnsi="Calibri"/>
+          <w:sz w:val="22"/>
+          <w:szCs w:val="22"/>
+        </w:rPr>
+        <w:t xml:space="preserve">Step 2 — subtract a full turn, 2π = 26π/13: 37π/13 − 26π/13 = 11π/13 (≈ 0.846π, inside [0, 2π)). Allowed because e^{−j2πn} = 1.</w:t>
+      </w:r>
+    </w:p>
+    <w:p>
+      <w:pPr>
+        <w:pStyle w:val="ListParagraph"/>
+        <w:numPr>
+          <w:ilvl w:val="0"/>
+          <w:numId w:val="2"/>
+        </w:numPr>
+        <w:spacing w:after="80"/>
+      </w:pPr>
+      <w:r>
+        <w:rPr>
+          <w:rFonts w:ascii="Calibri" w:cs="Calibri" w:eastAsia="Calibri" w:hAnsi="Calibri"/>
+          <w:sz w:val="22"/>
+          <w:szCs w:val="22"/>
+        </w:rPr>
+        <w:t xml:space="preserve">Answer: z[n] = e^{j((11π/13)n + π/8)}. The phase π/8 is untouched; no sign flip for complex exponentials.</w:t>
+      </w:r>
+    </w:p>
+    <w:p>
+      <w:pPr>
+        <w:pStyle w:val="ListParagraph"/>
+        <w:numPr>
+          <w:ilvl w:val="0"/>
+          <w:numId w:val="2"/>
+        </w:numPr>
+        <w:spacing w:after="80"/>
+      </w:pPr>
+      <w:r>
+        <w:rPr>
+          <w:rFonts w:ascii="Calibri" w:cs="Calibri" w:eastAsia="Calibri" w:hAnsi="Calibri"/>
+          <w:sz w:val="22"/>
+          <w:szCs w:val="22"/>
+        </w:rPr>
+        <w:t xml:space="preserve">Real case: x[n] = cos((42π/13)n − 5π/6).</w:t>
+      </w:r>
+    </w:p>
+    <w:p>
+      <w:pPr>
+        <w:pStyle w:val="ListParagraph"/>
+        <w:numPr>
+          <w:ilvl w:val="0"/>
+          <w:numId w:val="2"/>
+        </w:numPr>
+        <w:spacing w:after="80"/>
+      </w:pPr>
+      <w:r>
+        <w:rPr>
+          <w:rFonts w:ascii="Calibri" w:cs="Calibri" w:eastAsia="Calibri" w:hAnsi="Calibri"/>
+          <w:sz w:val="22"/>
+          <w:szCs w:val="22"/>
+        </w:rPr>
+        <w:t xml:space="preserve">(a) Subtract 2π = 26π/13: 42π/13 − 26π/13 = 16π/13 = 1.231π. Still larger than π.</w:t>
+      </w:r>
+    </w:p>
+    <w:p>
+      <w:pPr>
+        <w:pStyle w:val="ListParagraph"/>
+        <w:numPr>
+          <w:ilvl w:val="0"/>
+          <w:numId w:val="2"/>
+        </w:numPr>
+        <w:spacing w:after="80"/>
+      </w:pPr>
+      <w:r>
+        <w:rPr>
+          <w:rFonts w:ascii="Calibri" w:cs="Calibri" w:eastAsia="Calibri" w:hAnsi="Calibri"/>
+          <w:sz w:val="22"/>
+          <w:szCs w:val="22"/>
+        </w:rPr>
+        <w:t xml:space="preserve">(b) Evenness of cos: x[n] = cos(−(16π/13)n + 5π/6) (frequency and phase both change sign).</w:t>
+      </w:r>
+    </w:p>
+    <w:p>
+      <w:pPr>
+        <w:pStyle w:val="ListParagraph"/>
+        <w:numPr>
+          <w:ilvl w:val="0"/>
+          <w:numId w:val="2"/>
+        </w:numPr>
+        <w:spacing w:after="80"/>
+      </w:pPr>
+      <w:r>
+        <w:rPr>
+          <w:rFonts w:ascii="Calibri" w:cs="Calibri" w:eastAsia="Calibri" w:hAnsi="Calibri"/>
+          <w:sz w:val="22"/>
+          <w:szCs w:val="22"/>
+        </w:rPr>
+        <w:t xml:space="preserve">(c) Add 2π to the frequency: −16π/13 + 26π/13 = 10π/13 = 0.769π, inside [0, π]. Phase stays 5π/6.</w:t>
+      </w:r>
+    </w:p>
+    <w:p>
+      <w:pPr>
+        <w:pStyle w:val="ListParagraph"/>
+        <w:numPr>
+          <w:ilvl w:val="0"/>
+          <w:numId w:val="2"/>
+        </w:numPr>
+        <w:spacing w:after="80"/>
+      </w:pPr>
+      <w:r>
+        <w:rPr>
+          <w:rFonts w:ascii="Calibri" w:cs="Calibri" w:eastAsia="Calibri" w:hAnsi="Calibri"/>
+          <w:sz w:val="22"/>
+          <w:szCs w:val="22"/>
+        </w:rPr>
+        <w:t xml:space="preserve">Answer: x[n] = cos((10π/13)n + 5π/6). Same as the slide-14 recipe: 2π − 16π/13 = 10π/13, phase −(−5π/6) = +5π/6.</w:t>
+      </w:r>
+    </w:p>
+    <w:p>
+      <w:pPr>
+        <w:pStyle w:val="ListParagraph"/>
+        <w:numPr>
+          <w:ilvl w:val="0"/>
+          <w:numId w:val="2"/>
+        </w:numPr>
+        <w:spacing w:after="80"/>
+      </w:pPr>
+      <w:r>
+        <w:rPr>
+          <w:rFonts w:ascii="Calibri" w:cs="Calibri" w:eastAsia="Calibri" w:hAnsi="Calibri"/>
+          <w:sz w:val="22"/>
+          <w:szCs w:val="22"/>
+        </w:rPr>
+        <w:t xml:space="preserve">Check n = 1: original cos(42π/13 − 5π/6) = cos(10.1498 − 2.6180) = cos(7.5318) ≈ 0.3167 (use the unrounded angle on the calculator). New: cos(10π/13 + 5π/6) = cos(2.4166 + 2.6180) = cos(5.0346) = 0.3167 ✓. Check n = 2: both 0.3920 ✓.</w:t>
       </w:r>
     </w:p>
     <w:p>
@@ -1166,7 +2334,25 @@
           <w:sz w:val="22"/>
           <w:szCs w:val="22"/>
         </w:rPr>
-        <w:t xml:space="preserve">What does x[n] look like at Ω = 0 and Ω = π? Take 1 min.</w:t>
+        <w:t xml:space="preserve">Task (1 min): what does x[n] = A cos(Ωn + φ) look like at the two ends of the range, Ω = 0 and Ω = π?</w:t>
+      </w:r>
+    </w:p>
+    <w:p>
+      <w:pPr>
+        <w:pStyle w:val="ListParagraph"/>
+        <w:numPr>
+          <w:ilvl w:val="0"/>
+          <w:numId w:val="2"/>
+        </w:numPr>
+        <w:spacing w:after="80"/>
+      </w:pPr>
+      <w:r>
+        <w:rPr>
+          <w:rFonts w:ascii="Calibri" w:cs="Calibri" w:eastAsia="Calibri" w:hAnsi="Calibri"/>
+          <w:sz w:val="22"/>
+          <w:szCs w:val="22"/>
+        </w:rPr>
+        <w:t xml:space="preserve">Hint: put the value in, and for π use cos(a+b) = cos a cos b − sin a sin b.</w:t>
       </w:r>
     </w:p>
     <w:p>
@@ -1214,7 +2400,79 @@
           <w:sz w:val="22"/>
           <w:szCs w:val="22"/>
         </w:rPr>
-        <w:t xml:space="preserve">Ω = 0: x[n] = A cos φ, constant. Ω = π: cos(πn) = (−1)^n, sin(πn) = 0, so x[n] = A(−1)^n cos φ: alternating.</w:t>
+        <w:t xml:space="preserve">Ω = 0 (lowest): x[n] = A cos(0·n + φ) = A cos φ. The argument does not change with n, so every sample equals A cos φ: a constant. Example A = 2, φ = π/3: x[n] = 2(0.5) = 1 for all n.</w:t>
+      </w:r>
+    </w:p>
+    <w:p>
+      <w:pPr>
+        <w:pStyle w:val="ListParagraph"/>
+        <w:numPr>
+          <w:ilvl w:val="0"/>
+          <w:numId w:val="2"/>
+        </w:numPr>
+        <w:spacing w:after="80"/>
+      </w:pPr>
+      <w:r>
+        <w:rPr>
+          <w:rFonts w:ascii="Calibri" w:cs="Calibri" w:eastAsia="Calibri" w:hAnsi="Calibri"/>
+          <w:sz w:val="22"/>
+          <w:szCs w:val="22"/>
+        </w:rPr>
+        <w:t xml:space="preserve">Ω = π (highest), step 1 — angle addition with a = πn, b = φ: cos(πn + φ) = cos(πn) cos φ − sin(πn) sin φ.</w:t>
+      </w:r>
+    </w:p>
+    <w:p>
+      <w:pPr>
+        <w:pStyle w:val="ListParagraph"/>
+        <w:numPr>
+          <w:ilvl w:val="0"/>
+          <w:numId w:val="2"/>
+        </w:numPr>
+        <w:spacing w:after="80"/>
+      </w:pPr>
+      <w:r>
+        <w:rPr>
+          <w:rFonts w:ascii="Calibri" w:cs="Calibri" w:eastAsia="Calibri" w:hAnsi="Calibri"/>
+          <w:sz w:val="22"/>
+          <w:szCs w:val="22"/>
+        </w:rPr>
+        <w:t xml:space="preserve">Step 2 — for integer n: cos(πn) = (−1)ⁿ (n = 0, 1, 2, 3 → 1, −1, 1, −1) and sin(πn) = 0.</w:t>
+      </w:r>
+    </w:p>
+    <w:p>
+      <w:pPr>
+        <w:pStyle w:val="ListParagraph"/>
+        <w:numPr>
+          <w:ilvl w:val="0"/>
+          <w:numId w:val="2"/>
+        </w:numPr>
+        <w:spacing w:after="80"/>
+      </w:pPr>
+      <w:r>
+        <w:rPr>
+          <w:rFonts w:ascii="Calibri" w:cs="Calibri" w:eastAsia="Calibri" w:hAnsi="Calibri"/>
+          <w:sz w:val="22"/>
+          <w:szCs w:val="22"/>
+        </w:rPr>
+        <w:t xml:space="preserve">Step 3 — so x[n] = A (−1)ⁿ cos φ − A·0·sin φ = A(−1)ⁿ cos φ: the samples go +, −, +, −, … times A cos φ. Example A = 2, φ = π/3: x[n] = 1, −1, 1, −1, …</w:t>
+      </w:r>
+    </w:p>
+    <w:p>
+      <w:pPr>
+        <w:pStyle w:val="ListParagraph"/>
+        <w:numPr>
+          <w:ilvl w:val="0"/>
+          <w:numId w:val="2"/>
+        </w:numPr>
+        <w:spacing w:after="80"/>
+      </w:pPr>
+      <w:r>
+        <w:rPr>
+          <w:rFonts w:ascii="Calibri" w:cs="Calibri" w:eastAsia="Calibri" w:hAnsi="Calibri"/>
+          <w:sz w:val="22"/>
+          <w:szCs w:val="22"/>
+        </w:rPr>
+        <w:t xml:space="preserve">Meaning: the angle jumps by π (half a turn) every sample; that is the fastest oscillation a DT sinusoid can have.</w:t>
       </w:r>
     </w:p>
     <w:p>
@@ -1262,7 +2520,43 @@
           <w:sz w:val="22"/>
           <w:szCs w:val="22"/>
         </w:rPr>
-        <w:t xml:space="preserve">(a) cos(11π/6 n + π/4); (b) 3cos(9.5n+0.2); (c) 2cos(5n−1). Use the recipe; check with n = 3.</w:t>
+        <w:t xml:space="preserve">Task (3 min): rewrite each with Ω ∈ [0, π] and the same samples: (a) cos(11π/6 n + π/4); (b) 3cos(9.5n + 0.2); (c) 2cos(5n − 1).</w:t>
+      </w:r>
+    </w:p>
+    <w:p>
+      <w:pPr>
+        <w:pStyle w:val="ListParagraph"/>
+        <w:numPr>
+          <w:ilvl w:val="0"/>
+          <w:numId w:val="2"/>
+        </w:numPr>
+        <w:spacing w:after="80"/>
+      </w:pPr>
+      <w:r>
+        <w:rPr>
+          <w:rFonts w:ascii="Calibri" w:cs="Calibri" w:eastAsia="Calibri" w:hAnsi="Calibri"/>
+          <w:sz w:val="22"/>
+          <w:szCs w:val="22"/>
+        </w:rPr>
+        <w:t xml:space="preserve">Recipe on the board: (1) subtract 2π's until Ω ∈ [0, 2π); (2) if Ω &gt; π, Ω → 2π − Ω and φ → −φ; (3) check with n = 3.</w:t>
+      </w:r>
+    </w:p>
+    <w:p>
+      <w:pPr>
+        <w:pStyle w:val="ListParagraph"/>
+        <w:numPr>
+          <w:ilvl w:val="0"/>
+          <w:numId w:val="2"/>
+        </w:numPr>
+        <w:spacing w:after="80"/>
+      </w:pPr>
+      <w:r>
+        <w:rPr>
+          <w:rFonts w:ascii="Calibri" w:cs="Calibri" w:eastAsia="Calibri" w:hAnsi="Calibri"/>
+          <w:sz w:val="22"/>
+          <w:szCs w:val="22"/>
+        </w:rPr>
+        <w:t xml:space="preserve">Things students trip on: 9.5 is in radians (not degrees), and 9.5 &gt; 2π = 6.2832, so a subtraction is needed in (b) but not in (a) or (c).</w:t>
       </w:r>
     </w:p>
     <w:p>
@@ -1310,71 +2604,115 @@
           <w:sz w:val="22"/>
           <w:szCs w:val="22"/>
         </w:rPr>
-        <w:t xml:space="preserve">(a) 11π/6 &gt; π: 2π − 11π/6 = π/6; phase → −π/4. cos(π/6 n − π/4). Check n = 3: 0.7071 both.</w:t>
-      </w:r>
-    </w:p>
-    <w:p>
-      <w:pPr>
-        <w:pStyle w:val="ListParagraph"/>
-        <w:numPr>
-          <w:ilvl w:val="0"/>
-          <w:numId w:val="2"/>
-        </w:numPr>
-        <w:spacing w:after="80"/>
-      </w:pPr>
-      <w:r>
-        <w:rPr>
-          <w:rFonts w:ascii="Calibri" w:cs="Calibri" w:eastAsia="Calibri" w:hAnsi="Calibri"/>
-          <w:sz w:val="22"/>
-          <w:szCs w:val="22"/>
-        </w:rPr>
-        <w:t xml:space="preserve">(b) 9.5 − 2π = 3.2168 &gt; π, so 2π − 3.2168 = 3.0664, phase → −0.2: 3cos(3.0664n − 0.2). Check n = 3: 3(−0.9108) = −2.7323 both.</w:t>
-      </w:r>
-    </w:p>
-    <w:p>
-      <w:pPr>
-        <w:pStyle w:val="ListParagraph"/>
-        <w:numPr>
-          <w:ilvl w:val="0"/>
-          <w:numId w:val="2"/>
-        </w:numPr>
-        <w:spacing w:after="80"/>
-      </w:pPr>
-      <w:r>
-        <w:rPr>
-          <w:rFonts w:ascii="Calibri" w:cs="Calibri" w:eastAsia="Calibri" w:hAnsi="Calibri"/>
-          <w:sz w:val="22"/>
-          <w:szCs w:val="22"/>
-        </w:rPr>
-        <w:t xml:space="preserve">(c) 5 &gt; π: 2π − 5 = 1.2832, phase → +1: 2cos(1.2832n + 1). Check n = 3: 2cos 14 = 0.2735 both.</w:t>
-      </w:r>
-    </w:p>
-    <w:p>
-      <w:pPr>
-        <w:pBdr>
-          <w:left w:val="single" w:color="7A1A1A" w:sz="18" w:space="8"/>
-        </w:pBdr>
-        <w:spacing w:after="140" w:before="100"/>
-        <w:ind w:left="360"/>
-      </w:pPr>
-      <w:r>
-        <w:rPr>
-          <w:rFonts w:ascii="Calibri" w:cs="Calibri" w:eastAsia="Calibri" w:hAnsi="Calibri"/>
-          <w:b/>
-          <w:bCs/>
-          <w:color w:val="7A1A1A"/>
-          <w:sz w:val="22"/>
-          <w:szCs w:val="22"/>
-        </w:rPr>
-        <w:t xml:space="preserve">Common error: </w:t>
-      </w:r>
-      <w:r>
-        <w:rPr>
-          <w:rFonts w:ascii="Calibri" w:cs="Calibri" w:eastAsia="Calibri" w:hAnsi="Calibri"/>
-          <w:sz w:val="22"/>
-          <w:szCs w:val="22"/>
-        </w:rPr>
-        <w:t xml:space="preserve">Reducing Ω but forgetting to negate φ.</w:t>
+        <w:t xml:space="preserve">(a) Ω = 11π/6 = 5.760, already in [0, 2π) but larger than π (= 3.1416). Step 1: 2π − 11π/6 = 12π/6 − 11π/6 = π/6. Step 2: negate the phase: π/4 → −π/4. Answer cos((π/6)n − π/4).</w:t>
+      </w:r>
+    </w:p>
+    <w:p>
+      <w:pPr>
+        <w:pStyle w:val="ListParagraph"/>
+        <w:numPr>
+          <w:ilvl w:val="0"/>
+          <w:numId w:val="2"/>
+        </w:numPr>
+        <w:spacing w:after="80"/>
+      </w:pPr>
+      <w:r>
+        <w:rPr>
+          <w:rFonts w:ascii="Calibri" w:cs="Calibri" w:eastAsia="Calibri" w:hAnsi="Calibri"/>
+          <w:sz w:val="22"/>
+          <w:szCs w:val="22"/>
+        </w:rPr>
+        <w:t xml:space="preserve">Check (a), n = 3: original cos(11π/6·3 + π/4) = cos(5.5π + 0.25π) = cos(5.75π); subtract two full turns (4π): cos(1.75π) = cos(−0.25π) = 0.7071. New: cos(π/6·3 − π/4) = cos(π/2 − π/4) = cos(π/4) = 0.7071 ✓.</w:t>
+      </w:r>
+    </w:p>
+    <w:p>
+      <w:pPr>
+        <w:pStyle w:val="ListParagraph"/>
+        <w:numPr>
+          <w:ilvl w:val="0"/>
+          <w:numId w:val="2"/>
+        </w:numPr>
+        <w:spacing w:after="80"/>
+      </w:pPr>
+      <w:r>
+        <w:rPr>
+          <w:rFonts w:ascii="Calibri" w:cs="Calibri" w:eastAsia="Calibri" w:hAnsi="Calibri"/>
+          <w:sz w:val="22"/>
+          <w:szCs w:val="22"/>
+        </w:rPr>
+        <w:t xml:space="preserve">(b) Ω = 9.5. Step 1: 9.5 − 2π = 9.5 − 6.2832 = 3.2168, which is larger than π = 3.1416. Step 2: 2π − 3.2168 = 6.2832 − 3.2168 = 3.0664. Step 3: negate the phase 0.2 → −0.2. Answer 3cos(3.0664n − 0.2).</w:t>
+      </w:r>
+    </w:p>
+    <w:p>
+      <w:pPr>
+        <w:pStyle w:val="ListParagraph"/>
+        <w:numPr>
+          <w:ilvl w:val="0"/>
+          <w:numId w:val="2"/>
+        </w:numPr>
+        <w:spacing w:after="80"/>
+      </w:pPr>
+      <w:r>
+        <w:rPr>
+          <w:rFonts w:ascii="Calibri" w:cs="Calibri" w:eastAsia="Calibri" w:hAnsi="Calibri"/>
+          <w:sz w:val="22"/>
+          <w:szCs w:val="22"/>
+        </w:rPr>
+        <w:t xml:space="preserve">Check (b), n = 3: original 3cos(28.5 + 0.2) = 3cos(28.7) = 3(−0.9108) = −2.7323. New: 3cos(9.1992 − 0.2) = 3cos(8.9992) = 3(−0.9108) = −2.7323 ✓. Remark: 3.0664 is just below π, so the signal is nearly alternating.</w:t>
+      </w:r>
+    </w:p>
+    <w:p>
+      <w:pPr>
+        <w:pStyle w:val="ListParagraph"/>
+        <w:numPr>
+          <w:ilvl w:val="0"/>
+          <w:numId w:val="2"/>
+        </w:numPr>
+        <w:spacing w:after="80"/>
+      </w:pPr>
+      <w:r>
+        <w:rPr>
+          <w:rFonts w:ascii="Calibri" w:cs="Calibri" w:eastAsia="Calibri" w:hAnsi="Calibri"/>
+          <w:sz w:val="22"/>
+          <w:szCs w:val="22"/>
+        </w:rPr>
+        <w:t xml:space="preserve">(c) Ω = 5 is in [0, 2π) but larger than π. Step 1: 2π − 5 = 6.2832 − 5 = 1.2832. Step 2: negate the phase −1 → +1. Answer 2cos(1.2832n + 1).</w:t>
+      </w:r>
+    </w:p>
+    <w:p>
+      <w:pPr>
+        <w:pStyle w:val="ListParagraph"/>
+        <w:numPr>
+          <w:ilvl w:val="0"/>
+          <w:numId w:val="2"/>
+        </w:numPr>
+        <w:spacing w:after="80"/>
+      </w:pPr>
+      <w:r>
+        <w:rPr>
+          <w:rFonts w:ascii="Calibri" w:cs="Calibri" w:eastAsia="Calibri" w:hAnsi="Calibri"/>
+          <w:sz w:val="22"/>
+          <w:szCs w:val="22"/>
+        </w:rPr>
+        <w:t xml:space="preserve">Check (c), n = 3: original 2cos(15 − 1) = 2cos 14 = 2(0.1367) = 0.2735. New: 2cos(3.8496 + 1) = 2cos(4.8496) = 0.2735 ✓.</w:t>
+      </w:r>
+    </w:p>
+    <w:p>
+      <w:pPr>
+        <w:pStyle w:val="ListParagraph"/>
+        <w:numPr>
+          <w:ilvl w:val="0"/>
+          <w:numId w:val="2"/>
+        </w:numPr>
+        <w:spacing w:after="80"/>
+      </w:pPr>
+      <w:r>
+        <w:rPr>
+          <w:rFonts w:ascii="Calibri" w:cs="Calibri" w:eastAsia="Calibri" w:hAnsi="Calibri"/>
+          <w:sz w:val="22"/>
+          <w:szCs w:val="22"/>
+        </w:rPr>
+        <w:t xml:space="preserve">Common error: Reducing Ω but forgetting to negate φ. Test: in (c) without the sign change you would get 2cos(1.2832·3 − 1) = 2cos(2.8496) = −1.92 ≠ 0.2735.</w:t>
       </w:r>
     </w:p>
     <w:p>
@@ -1422,7 +2760,97 @@
           <w:sz w:val="22"/>
           <w:szCs w:val="22"/>
         </w:rPr>
-        <w:t xml:space="preserve">x[n+N] = x[n] for all n iff ΩN = 2πk. The fundamental period is the smallest such N, not 2π/Ω. If Ω/2π is irrational: aperiodic.</w:t>
+        <w:t xml:space="preserve">Definition: x[n] is periodic with period N (a positive integer) if x[n+N] = x[n] for every n. The fundamental period is the smallest such N.</w:t>
+      </w:r>
+    </w:p>
+    <w:p>
+      <w:pPr>
+        <w:pStyle w:val="ListParagraph"/>
+        <w:numPr>
+          <w:ilvl w:val="0"/>
+          <w:numId w:val="2"/>
+        </w:numPr>
+        <w:spacing w:after="80"/>
+      </w:pPr>
+      <w:r>
+        <w:rPr>
+          <w:rFonts w:ascii="Calibri" w:cs="Calibri" w:eastAsia="Calibri" w:hAnsi="Calibri"/>
+          <w:sz w:val="22"/>
+          <w:szCs w:val="22"/>
+        </w:rPr>
+        <w:t xml:space="preserve">Step 1 — x[n+N] = cos(Ω(n+N) + φ) = cos(Ωn + φ + ΩN).</w:t>
+      </w:r>
+    </w:p>
+    <w:p>
+      <w:pPr>
+        <w:pStyle w:val="ListParagraph"/>
+        <w:numPr>
+          <w:ilvl w:val="0"/>
+          <w:numId w:val="2"/>
+        </w:numPr>
+        <w:spacing w:after="80"/>
+      </w:pPr>
+      <w:r>
+        <w:rPr>
+          <w:rFonts w:ascii="Calibri" w:cs="Calibri" w:eastAsia="Calibri" w:hAnsi="Calibri"/>
+          <w:sz w:val="22"/>
+          <w:szCs w:val="22"/>
+        </w:rPr>
+        <w:t xml:space="preserve">Step 2 — this equals cos(Ωn + φ) for every n exactly when ΩN is a whole number of turns: ΩN = 2πk with k an integer.</w:t>
+      </w:r>
+    </w:p>
+    <w:p>
+      <w:pPr>
+        <w:pStyle w:val="ListParagraph"/>
+        <w:numPr>
+          <w:ilvl w:val="0"/>
+          <w:numId w:val="2"/>
+        </w:numPr>
+        <w:spacing w:after="80"/>
+      </w:pPr>
+      <w:r>
+        <w:rPr>
+          <w:rFonts w:ascii="Calibri" w:cs="Calibri" w:eastAsia="Calibri" w:hAnsi="Calibri"/>
+          <w:sz w:val="22"/>
+          <w:szCs w:val="22"/>
+        </w:rPr>
+        <w:t xml:space="preserve">Step 3 — rewrite: Ω = (k/N)·2π, i.e. Ω/2π must be a ratio of two integers (rational).</w:t>
+      </w:r>
+    </w:p>
+    <w:p>
+      <w:pPr>
+        <w:pStyle w:val="ListParagraph"/>
+        <w:numPr>
+          <w:ilvl w:val="0"/>
+          <w:numId w:val="2"/>
+        </w:numPr>
+        <w:spacing w:after="80"/>
+      </w:pPr>
+      <w:r>
+        <w:rPr>
+          <w:rFonts w:ascii="Calibri" w:cs="Calibri" w:eastAsia="Calibri" w:hAnsi="Calibri"/>
+          <w:sz w:val="22"/>
+          <w:szCs w:val="22"/>
+        </w:rPr>
+        <w:t xml:space="preserve">Warning: the fundamental period is NOT simply 2π/Ω, which is usually not an integer. Example Ω = 3π/7: 2π/Ω = 14/3 = 4.67, but N = 14.</w:t>
+      </w:r>
+    </w:p>
+    <w:p>
+      <w:pPr>
+        <w:pStyle w:val="ListParagraph"/>
+        <w:numPr>
+          <w:ilvl w:val="0"/>
+          <w:numId w:val="2"/>
+        </w:numPr>
+        <w:spacing w:after="80"/>
+      </w:pPr>
+      <w:r>
+        <w:rPr>
+          <w:rFonts w:ascii="Calibri" w:cs="Calibri" w:eastAsia="Calibri" w:hAnsi="Calibri"/>
+          <w:sz w:val="22"/>
+          <w:szCs w:val="22"/>
+        </w:rPr>
+        <w:t xml:space="preserve">If Ω/2π is irrational (for instance Ω = 1, since 1/(2π) = 0.159 involves π): no integer N works, x[n] is aperiodic although it still looks wavy.</w:t>
       </w:r>
     </w:p>
     <w:p>
@@ -1470,25 +2898,133 @@
           <w:sz w:val="22"/>
           <w:szCs w:val="22"/>
         </w:rPr>
-        <w:t xml:space="preserve">Write Ω/2π = p/q lowest terms. Periodic with N iff pN/q is an integer. gcd(p,q) = 1 forces q | N. Smallest N = q.</w:t>
-      </w:r>
-    </w:p>
-    <w:p>
-      <w:pPr>
-        <w:pStyle w:val="ListParagraph"/>
-        <w:numPr>
-          <w:ilvl w:val="0"/>
-          <w:numId w:val="2"/>
-        </w:numPr>
-        <w:spacing w:after="80"/>
-      </w:pPr>
-      <w:r>
-        <w:rPr>
-          <w:rFonts w:ascii="Calibri" w:cs="Calibri" w:eastAsia="Calibri" w:hAnsi="Calibri"/>
-          <w:sz w:val="22"/>
-          <w:szCs w:val="22"/>
-        </w:rPr>
-        <w:t xml:space="preserve">Example Ω = 0.3π: 0.15 = 3/20, N = 20; N = 10 gives 30/20 = 1.5, not an integer.</w:t>
+        <w:t xml:space="preserve">Goal: prove N = denominator of Ω/2π in lowest terms. Write Ω/2π = p/q with integers p, q having no common factor (lowest terms).</w:t>
+      </w:r>
+    </w:p>
+    <w:p>
+      <w:pPr>
+        <w:pStyle w:val="ListParagraph"/>
+        <w:numPr>
+          <w:ilvl w:val="0"/>
+          <w:numId w:val="2"/>
+        </w:numPr>
+        <w:spacing w:after="80"/>
+      </w:pPr>
+      <w:r>
+        <w:rPr>
+          <w:rFonts w:ascii="Calibri" w:cs="Calibri" w:eastAsia="Calibri" w:hAnsi="Calibri"/>
+          <w:sz w:val="22"/>
+          <w:szCs w:val="22"/>
+        </w:rPr>
+        <w:t xml:space="preserve">Step 1 — periodic means ΩN = 2πm for an integer m (slide 20).</w:t>
+      </w:r>
+    </w:p>
+    <w:p>
+      <w:pPr>
+        <w:pStyle w:val="ListParagraph"/>
+        <w:numPr>
+          <w:ilvl w:val="0"/>
+          <w:numId w:val="2"/>
+        </w:numPr>
+        <w:spacing w:after="80"/>
+      </w:pPr>
+      <w:r>
+        <w:rPr>
+          <w:rFonts w:ascii="Calibri" w:cs="Calibri" w:eastAsia="Calibri" w:hAnsi="Calibri"/>
+          <w:sz w:val="22"/>
+          <w:szCs w:val="22"/>
+        </w:rPr>
+        <w:t xml:space="preserve">Step 2 — substitute Ω = 2πp/q: (2πp/q)N = 2πm. Divide by 2π: pN/q = m. So pN/q must be an integer, i.e. q divides pN.</w:t>
+      </w:r>
+    </w:p>
+    <w:p>
+      <w:pPr>
+        <w:pStyle w:val="ListParagraph"/>
+        <w:numPr>
+          <w:ilvl w:val="0"/>
+          <w:numId w:val="2"/>
+        </w:numPr>
+        <w:spacing w:after="80"/>
+      </w:pPr>
+      <w:r>
+        <w:rPr>
+          <w:rFonts w:ascii="Calibri" w:cs="Calibri" w:eastAsia="Calibri" w:hAnsi="Calibri"/>
+          <w:sz w:val="22"/>
+          <w:szCs w:val="22"/>
+        </w:rPr>
+        <w:t xml:space="preserve">Step 3 — p and q share no factor, so q cannot get its factors from p. Hence q divides N itself: N = q, 2q, 3q, …</w:t>
+      </w:r>
+    </w:p>
+    <w:p>
+      <w:pPr>
+        <w:pStyle w:val="ListParagraph"/>
+        <w:numPr>
+          <w:ilvl w:val="0"/>
+          <w:numId w:val="2"/>
+        </w:numPr>
+        <w:spacing w:after="80"/>
+      </w:pPr>
+      <w:r>
+        <w:rPr>
+          <w:rFonts w:ascii="Calibri" w:cs="Calibri" w:eastAsia="Calibri" w:hAnsi="Calibri"/>
+          <w:sz w:val="22"/>
+          <w:szCs w:val="22"/>
+        </w:rPr>
+        <w:t xml:space="preserve">Step 4 — smallest choice N = q; then m = pN/q = p works.</w:t>
+      </w:r>
+    </w:p>
+    <w:p>
+      <w:pPr>
+        <w:pStyle w:val="ListParagraph"/>
+        <w:numPr>
+          <w:ilvl w:val="0"/>
+          <w:numId w:val="2"/>
+        </w:numPr>
+        <w:spacing w:after="80"/>
+      </w:pPr>
+      <w:r>
+        <w:rPr>
+          <w:rFonts w:ascii="Calibri" w:cs="Calibri" w:eastAsia="Calibri" w:hAnsi="Calibri"/>
+          <w:sz w:val="22"/>
+          <w:szCs w:val="22"/>
+        </w:rPr>
+        <w:t xml:space="preserve">Example Ω = 0.3π: Ω/2π = 0.15 = 15/100 = 3/20 (divide top and bottom by 5). So N = 20, k = 3. Check: ΩN = 0.3π(20) = 6π = 2π·3 ✓.</w:t>
+      </w:r>
+    </w:p>
+    <w:p>
+      <w:pPr>
+        <w:pStyle w:val="ListParagraph"/>
+        <w:numPr>
+          <w:ilvl w:val="0"/>
+          <w:numId w:val="2"/>
+        </w:numPr>
+        <w:spacing w:after="80"/>
+      </w:pPr>
+      <w:r>
+        <w:rPr>
+          <w:rFonts w:ascii="Calibri" w:cs="Calibri" w:eastAsia="Calibri" w:hAnsi="Calibri"/>
+          <w:sz w:val="22"/>
+          <w:szCs w:val="22"/>
+        </w:rPr>
+        <w:t xml:space="preserve">Why not N = 10? pN/q = 3(10)/20 = 1.5, not an integer: 0.3π(10) = 3π is only 1.5 turns, so the pattern has not come back to the same phase.</w:t>
+      </w:r>
+    </w:p>
+    <w:p>
+      <w:pPr>
+        <w:pStyle w:val="ListParagraph"/>
+        <w:numPr>
+          <w:ilvl w:val="0"/>
+          <w:numId w:val="2"/>
+        </w:numPr>
+        <w:spacing w:after="80"/>
+      </w:pPr>
+      <w:r>
+        <w:rPr>
+          <w:rFonts w:ascii="Calibri" w:cs="Calibri" w:eastAsia="Calibri" w:hAnsi="Calibri"/>
+          <w:sz w:val="22"/>
+          <w:szCs w:val="22"/>
+        </w:rPr>
+        <w:t xml:space="preserve">If Ω/2π is irrational there is no fraction p/q at all, so no N exists.</w:t>
       </w:r>
     </w:p>
     <w:p>
@@ -1536,7 +3072,97 @@
           <w:sz w:val="22"/>
           <w:szCs w:val="22"/>
         </w:rPr>
-        <w:t xml:space="preserve">Ω = 0: N = 1. π: N = 2. 1.0: aperiodic. 10π/13: 5/13, N = 13. 11π/13: 11/26, N = 26 (not 13).</w:t>
+        <w:t xml:space="preserve">Method for each row: form Ω/2π, reduce to lowest terms k/N, read N.</w:t>
+      </w:r>
+    </w:p>
+    <w:p>
+      <w:pPr>
+        <w:pStyle w:val="ListParagraph"/>
+        <w:numPr>
+          <w:ilvl w:val="0"/>
+          <w:numId w:val="2"/>
+        </w:numPr>
+        <w:spacing w:after="80"/>
+      </w:pPr>
+      <w:r>
+        <w:rPr>
+          <w:rFonts w:ascii="Calibri" w:cs="Calibri" w:eastAsia="Calibri" w:hAnsi="Calibri"/>
+          <w:sz w:val="22"/>
+          <w:szCs w:val="22"/>
+        </w:rPr>
+        <w:t xml:space="preserve">Ω = 0: Ω/2π = 0/1, N = 1 (constant sequence).</w:t>
+      </w:r>
+    </w:p>
+    <w:p>
+      <w:pPr>
+        <w:pStyle w:val="ListParagraph"/>
+        <w:numPr>
+          <w:ilvl w:val="0"/>
+          <w:numId w:val="2"/>
+        </w:numPr>
+        <w:spacing w:after="80"/>
+      </w:pPr>
+      <w:r>
+        <w:rPr>
+          <w:rFonts w:ascii="Calibri" w:cs="Calibri" w:eastAsia="Calibri" w:hAnsi="Calibri"/>
+          <w:sz w:val="22"/>
+          <w:szCs w:val="22"/>
+        </w:rPr>
+        <w:t xml:space="preserve">Ω = π: Ω/2π = 1/2, N = 2 (alternates). Check: πN = 2π = 2π·1 ✓.</w:t>
+      </w:r>
+    </w:p>
+    <w:p>
+      <w:pPr>
+        <w:pStyle w:val="ListParagraph"/>
+        <w:numPr>
+          <w:ilvl w:val="0"/>
+          <w:numId w:val="2"/>
+        </w:numPr>
+        <w:spacing w:after="80"/>
+      </w:pPr>
+      <w:r>
+        <w:rPr>
+          <w:rFonts w:ascii="Calibri" w:cs="Calibri" w:eastAsia="Calibri" w:hAnsi="Calibri"/>
+          <w:sz w:val="22"/>
+          <w:szCs w:val="22"/>
+        </w:rPr>
+        <w:t xml:space="preserve">Ω = 1.0: Ω/2π = 1/(2π) = 0.159…, which is irrational (π is irrational): aperiodic.</w:t>
+      </w:r>
+    </w:p>
+    <w:p>
+      <w:pPr>
+        <w:pStyle w:val="ListParagraph"/>
+        <w:numPr>
+          <w:ilvl w:val="0"/>
+          <w:numId w:val="2"/>
+        </w:numPr>
+        <w:spacing w:after="80"/>
+      </w:pPr>
+      <w:r>
+        <w:rPr>
+          <w:rFonts w:ascii="Calibri" w:cs="Calibri" w:eastAsia="Calibri" w:hAnsi="Calibri"/>
+          <w:sz w:val="22"/>
+          <w:szCs w:val="22"/>
+        </w:rPr>
+        <w:t xml:space="preserve">Ω = 10π/13: Ω/2π = 10π/(13·2π) = 10/26 = 5/13 (divide by 2), lowest terms, so N = 13, k = 5. Check: ΩN = 10π = 2π·5 ✓.</w:t>
+      </w:r>
+    </w:p>
+    <w:p>
+      <w:pPr>
+        <w:pStyle w:val="ListParagraph"/>
+        <w:numPr>
+          <w:ilvl w:val="0"/>
+          <w:numId w:val="2"/>
+        </w:numPr>
+        <w:spacing w:after="80"/>
+      </w:pPr>
+      <w:r>
+        <w:rPr>
+          <w:rFonts w:ascii="Calibri" w:cs="Calibri" w:eastAsia="Calibri" w:hAnsi="Calibri"/>
+          <w:sz w:val="22"/>
+          <w:szCs w:val="22"/>
+        </w:rPr>
+        <w:t xml:space="preserve">Ω = 11π/13: Ω/2π = 11/26, already in lowest terms (11 is prime and does not divide 26), so N = 26, k = 11, not 13. Check: ΩN = 11π·26/13 = 22π = 2π·11 ✓. Test N = 13: 11π = 5.5 turns ✗.</w:t>
       </w:r>
     </w:p>
     <w:p>
@@ -1584,7 +3210,79 @@
           <w:sz w:val="22"/>
           <w:szCs w:val="22"/>
         </w:rPr>
-        <w:t xml:space="preserve">FIGURE (notebook): Ω = 0, π, 10π/13, 1.0. Compare samples 0, 13, 26, 39 in the green panel. Orange never repeats.</w:t>
+        <w:t xml:space="preserve">FIGURE: stem plots of cos(Ωn), n = 0…49, four values of Ω. Numbers behind them:</w:t>
+      </w:r>
+    </w:p>
+    <w:p>
+      <w:pPr>
+        <w:pStyle w:val="ListParagraph"/>
+        <w:numPr>
+          <w:ilvl w:val="0"/>
+          <w:numId w:val="2"/>
+        </w:numPr>
+        <w:spacing w:after="80"/>
+      </w:pPr>
+      <w:r>
+        <w:rPr>
+          <w:rFonts w:ascii="Calibri" w:cs="Calibri" w:eastAsia="Calibri" w:hAnsi="Calibri"/>
+          <w:sz w:val="22"/>
+          <w:szCs w:val="22"/>
+        </w:rPr>
+        <w:t xml:space="preserve">Blue Ω = 0: cos 0 = 1 for every n (N = 1). Red Ω = π: 1, −1, 1, −1, … (N = 2).</w:t>
+      </w:r>
+    </w:p>
+    <w:p>
+      <w:pPr>
+        <w:pStyle w:val="ListParagraph"/>
+        <w:numPr>
+          <w:ilvl w:val="0"/>
+          <w:numId w:val="2"/>
+        </w:numPr>
+        <w:spacing w:after="80"/>
+      </w:pPr>
+      <w:r>
+        <w:rPr>
+          <w:rFonts w:ascii="Calibri" w:cs="Calibri" w:eastAsia="Calibri" w:hAnsi="Calibri"/>
+          <w:sz w:val="22"/>
+          <w:szCs w:val="22"/>
+        </w:rPr>
+        <w:t xml:space="preserve">Green Ω = 10π/13: one lap of 13 samples. x[0] = 1, x[1] = −0.7485, x[2] = 0.1205, x[3] = 0.5681, x[4] = −0.9709, x[5] = 0.8855, x[6] = −0.3546, x[7] = −0.3546, … and x[13] = 1. Because ΩN = 10π = 2π·5, the angle at n = 13 is five full turns, so x[13] = x[0] = 1; same at n = 26, 39 (all equal 1).</w:t>
+      </w:r>
+    </w:p>
+    <w:p>
+      <w:pPr>
+        <w:pStyle w:val="ListParagraph"/>
+        <w:numPr>
+          <w:ilvl w:val="0"/>
+          <w:numId w:val="2"/>
+        </w:numPr>
+        <w:spacing w:after="80"/>
+      </w:pPr>
+      <w:r>
+        <w:rPr>
+          <w:rFonts w:ascii="Calibri" w:cs="Calibri" w:eastAsia="Calibri" w:hAnsi="Calibri"/>
+          <w:sz w:val="22"/>
+          <w:szCs w:val="22"/>
+        </w:rPr>
+        <w:t xml:space="preserve">Orange Ω = 1.0: 1, 0.5403, −0.4161, −0.9900, −0.6536, 0.2837, 0.9602, 0.7539, … It never returns exactly to 1 (that would need 1·n = 2πk, impossible since π is irrational).</w:t>
+      </w:r>
+    </w:p>
+    <w:p>
+      <w:pPr>
+        <w:pStyle w:val="ListParagraph"/>
+        <w:numPr>
+          <w:ilvl w:val="0"/>
+          <w:numId w:val="2"/>
+        </w:numPr>
+        <w:spacing w:after="80"/>
+      </w:pPr>
+      <w:r>
+        <w:rPr>
+          <w:rFonts w:ascii="Calibri" w:cs="Calibri" w:eastAsia="Calibri" w:hAnsi="Calibri"/>
+          <w:sz w:val="22"/>
+          <w:szCs w:val="22"/>
+        </w:rPr>
+        <w:t xml:space="preserve">What to point at: in the green panel compare samples 0, 13, 26, 39 (all at height 1); the orange pattern never repeats.</w:t>
       </w:r>
     </w:p>
     <w:p>
@@ -1632,7 +3330,43 @@
           <w:sz w:val="22"/>
           <w:szCs w:val="22"/>
         </w:rPr>
-        <w:t xml:space="preserve">(1) cos(0.3πn); (2) cos(7π/4 n + 0.5); (3) cos(3π/7 n); (4) cos(3n).</w:t>
+        <w:t xml:space="preserve">Task (3 min): find N or say aperiodic: (1) cos(0.3πn); (2) cos(7π/4 n + 0.5); (3) cos(3π/7 n); (4) cos(3n).</w:t>
+      </w:r>
+    </w:p>
+    <w:p>
+      <w:pPr>
+        <w:pStyle w:val="ListParagraph"/>
+        <w:numPr>
+          <w:ilvl w:val="0"/>
+          <w:numId w:val="2"/>
+        </w:numPr>
+        <w:spacing w:after="80"/>
+      </w:pPr>
+      <w:r>
+        <w:rPr>
+          <w:rFonts w:ascii="Calibri" w:cs="Calibri" w:eastAsia="Calibri" w:hAnsi="Calibri"/>
+          <w:sz w:val="22"/>
+          <w:szCs w:val="22"/>
+        </w:rPr>
+        <w:t xml:space="preserve">Method on the board: write Ω/2π, simplify the fraction, read the denominator, then verify ΩN = 2πk.</w:t>
+      </w:r>
+    </w:p>
+    <w:p>
+      <w:pPr>
+        <w:pStyle w:val="ListParagraph"/>
+        <w:numPr>
+          <w:ilvl w:val="0"/>
+          <w:numId w:val="2"/>
+        </w:numPr>
+        <w:spacing w:after="80"/>
+      </w:pPr>
+      <w:r>
+        <w:rPr>
+          <w:rFonts w:ascii="Calibri" w:cs="Calibri" w:eastAsia="Calibri" w:hAnsi="Calibri"/>
+          <w:sz w:val="22"/>
+          <w:szCs w:val="22"/>
+        </w:rPr>
+        <w:t xml:space="preserve">Hint for (2): the phase 0.5 plays no role in periodicity. Hint for (4): Ω = 3 rad/sample has no π in it.</w:t>
       </w:r>
     </w:p>
     <w:p>
@@ -1680,7 +3414,61 @@
           <w:sz w:val="22"/>
           <w:szCs w:val="22"/>
         </w:rPr>
-        <w:t xml:space="preserve">(1) 3/20, N = 20. (2) 7/8, N = 8 (phase irrelevant). (3) 3/14, N = 14 (not 2π/Ω = 2.33). (4) 3/(2π) irrational: aperiodic.</w:t>
+        <w:t xml:space="preserve">(1) Ω = 0.3π: Ω/2π = 0.3/2 = 0.15 = 3/20, so N = 20. Check ΩN = 0.3π(20) = 6π = 2π·3 ✓.</w:t>
+      </w:r>
+    </w:p>
+    <w:p>
+      <w:pPr>
+        <w:pStyle w:val="ListParagraph"/>
+        <w:numPr>
+          <w:ilvl w:val="0"/>
+          <w:numId w:val="2"/>
+        </w:numPr>
+        <w:spacing w:after="80"/>
+      </w:pPr>
+      <w:r>
+        <w:rPr>
+          <w:rFonts w:ascii="Calibri" w:cs="Calibri" w:eastAsia="Calibri" w:hAnsi="Calibri"/>
+          <w:sz w:val="22"/>
+          <w:szCs w:val="22"/>
+        </w:rPr>
+        <w:t xml:space="preserve">(2) Ω = 7π/4 (the phase 0.5 does not matter): Ω/2π = 7/8, lowest terms, so N = 8. Check: (7π/4)(8) = 14π = 2π·7 ✓.</w:t>
+      </w:r>
+    </w:p>
+    <w:p>
+      <w:pPr>
+        <w:pStyle w:val="ListParagraph"/>
+        <w:numPr>
+          <w:ilvl w:val="0"/>
+          <w:numId w:val="2"/>
+        </w:numPr>
+        <w:spacing w:after="80"/>
+      </w:pPr>
+      <w:r>
+        <w:rPr>
+          <w:rFonts w:ascii="Calibri" w:cs="Calibri" w:eastAsia="Calibri" w:hAnsi="Calibri"/>
+          <w:sz w:val="22"/>
+          <w:szCs w:val="22"/>
+        </w:rPr>
+        <w:t xml:space="preserve">(3) Ω = 3π/7: Ω/2π = 3/14, lowest terms, so N = 14. Check: (3π/7)(14) = 6π = 2π·3 ✓. Not 2π/Ω = 14/3 = 4.67 (not an integer).</w:t>
+      </w:r>
+    </w:p>
+    <w:p>
+      <w:pPr>
+        <w:pStyle w:val="ListParagraph"/>
+        <w:numPr>
+          <w:ilvl w:val="0"/>
+          <w:numId w:val="2"/>
+        </w:numPr>
+        <w:spacing w:after="80"/>
+      </w:pPr>
+      <w:r>
+        <w:rPr>
+          <w:rFonts w:ascii="Calibri" w:cs="Calibri" w:eastAsia="Calibri" w:hAnsi="Calibri"/>
+          <w:sz w:val="22"/>
+          <w:szCs w:val="22"/>
+        </w:rPr>
+        <w:t xml:space="preserve">(4) Ω = 3: Ω/2π = 3/(2π) = 0.4775…, irrational (contains π), so aperiodic. Check some N: 3N = 2πk would need π = 3N/(2k), a ratio of integers, impossible. Numerically 3N/(2π) for N = 1, 2, 3, … = 0.477, 0.955, 1.432, 1.910, 2.387, … never an integer.</w:t>
       </w:r>
     </w:p>
     <w:p>
@@ -1728,7 +3516,97 @@
           <w:sz w:val="22"/>
           <w:szCs w:val="22"/>
         </w:rPr>
-        <w:t xml:space="preserve">v_k = cos(ωt − 2πk/3). Phasors 1, −1/2 − j√3/2, −1/2 + j√3/2 sum to 0 (Re: 1 − 1/2 − 1/2 = 0; Im: −√3/2 + √3/2 = 0). Sum identically 0 for every t (notebook: ~1e−15). Neutral carries nothing for equal loads.</w:t>
+        <w:t xml:space="preserve">Data: three voltages with the same ω, shifted by a third of a turn: v_k(t) = cos(ωt − 2πk/3), k = 0, 1, 2. Claim: v₀ + v₁ + v₂ = 0 for every t.</w:t>
+      </w:r>
+    </w:p>
+    <w:p>
+      <w:pPr>
+        <w:pStyle w:val="ListParagraph"/>
+        <w:numPr>
+          <w:ilvl w:val="0"/>
+          <w:numId w:val="2"/>
+        </w:numPr>
+        <w:spacing w:after="80"/>
+      </w:pPr>
+      <w:r>
+        <w:rPr>
+          <w:rFonts w:ascii="Calibri" w:cs="Calibri" w:eastAsia="Calibri" w:hAnsi="Calibri"/>
+          <w:sz w:val="22"/>
+          <w:szCs w:val="22"/>
+        </w:rPr>
+        <w:t xml:space="preserve">Step 1 — phasors (A = 1, φ = −2πk/3): P₀ = 1; P₁ = e^{−j2π/3}; P₂ = e^{−j4π/3}.</w:t>
+      </w:r>
+    </w:p>
+    <w:p>
+      <w:pPr>
+        <w:pStyle w:val="ListParagraph"/>
+        <w:numPr>
+          <w:ilvl w:val="0"/>
+          <w:numId w:val="2"/>
+        </w:numPr>
+        <w:spacing w:after="80"/>
+      </w:pPr>
+      <w:r>
+        <w:rPr>
+          <w:rFonts w:ascii="Calibri" w:cs="Calibri" w:eastAsia="Calibri" w:hAnsi="Calibri"/>
+          <w:sz w:val="22"/>
+          <w:szCs w:val="22"/>
+        </w:rPr>
+        <w:t xml:space="preserve">Step 2 — rectangular form: 2π/3 = 120°, cos 120° = −1/2, sin 120° = √3/2 = 0.866. So P₁ = cos(2π/3) − j sin(2π/3) = −1/2 − j√3/2. 4π/3 = 240°, cos 240° = −1/2, sin 240° = −√3/2, so P₂ = cos(4π/3) − j sin(4π/3) = −1/2 + j√3/2.</w:t>
+      </w:r>
+    </w:p>
+    <w:p>
+      <w:pPr>
+        <w:pStyle w:val="ListParagraph"/>
+        <w:numPr>
+          <w:ilvl w:val="0"/>
+          <w:numId w:val="2"/>
+        </w:numPr>
+        <w:spacing w:after="80"/>
+      </w:pPr>
+      <w:r>
+        <w:rPr>
+          <w:rFonts w:ascii="Calibri" w:cs="Calibri" w:eastAsia="Calibri" w:hAnsi="Calibri"/>
+          <w:sz w:val="22"/>
+          <w:szCs w:val="22"/>
+        </w:rPr>
+        <w:t xml:space="preserve">Step 3 — add real parts: 1 − 1/2 − 1/2 = 0. Add imaginary parts: 0 − √3/2 + √3/2 = 0. So P = P₀ + P₁ + P₂ = 0.</w:t>
+      </w:r>
+    </w:p>
+    <w:p>
+      <w:pPr>
+        <w:pStyle w:val="ListParagraph"/>
+        <w:numPr>
+          <w:ilvl w:val="0"/>
+          <w:numId w:val="2"/>
+        </w:numPr>
+        <w:spacing w:after="80"/>
+      </w:pPr>
+      <w:r>
+        <w:rPr>
+          <w:rFonts w:ascii="Calibri" w:cs="Calibri" w:eastAsia="Calibri" w:hAnsi="Calibri"/>
+          <w:sz w:val="22"/>
+          <w:szCs w:val="22"/>
+        </w:rPr>
+        <w:t xml:space="preserve">Step 4 — v₀ + v₁ + v₂ = Re{P e^{jωt}} = Re{0} = 0 for every t (notebook: max |sum| ≈ 1e−15).</w:t>
+      </w:r>
+    </w:p>
+    <w:p>
+      <w:pPr>
+        <w:pStyle w:val="ListParagraph"/>
+        <w:numPr>
+          <w:ilvl w:val="0"/>
+          <w:numId w:val="2"/>
+        </w:numPr>
+        <w:spacing w:after="80"/>
+      </w:pPr>
+      <w:r>
+        <w:rPr>
+          <w:rFonts w:ascii="Calibri" w:cs="Calibri" w:eastAsia="Calibri" w:hAnsi="Calibri"/>
+          <w:sz w:val="22"/>
+          <w:szCs w:val="22"/>
+        </w:rPr>
+        <w:t xml:space="preserve">Picture: three unit arrows 120° apart, placed head to tail, close into an equilateral triangle (sum = 0). Equal loads: the three currents cancel, so the neutral wire carries nothing.</w:t>
       </w:r>
     </w:p>
     <w:p>
@@ -1776,7 +3654,115 @@
           <w:sz w:val="22"/>
           <w:szCs w:val="22"/>
         </w:rPr>
-        <w:t xml:space="preserve">Six: adding amplitudes; sin→cos sign; arctan quadrant (arctan(−1.39) = −0.95 but φ = 2.19); phase flip with Ω → 2π − Ω; N ≠ 2π/Ω; ω vs Ω.</w:t>
+        <w:t xml:space="preserve">Six mistakes, one numeric example each:</w:t>
+      </w:r>
+    </w:p>
+    <w:p>
+      <w:pPr>
+        <w:pStyle w:val="ListParagraph"/>
+        <w:numPr>
+          <w:ilvl w:val="0"/>
+          <w:numId w:val="2"/>
+        </w:numPr>
+        <w:spacing w:after="80"/>
+      </w:pPr>
+      <w:r>
+        <w:rPr>
+          <w:rFonts w:ascii="Calibri" w:cs="Calibri" w:eastAsia="Calibri" w:hAnsi="Calibri"/>
+          <w:sz w:val="22"/>
+          <w:szCs w:val="22"/>
+        </w:rPr>
+        <w:t xml:space="preserve">01 Amplitudes: 2.7 and 4.1 give A = 3.02, not 6.8 (add phasors, then take |P|).</w:t>
+      </w:r>
+    </w:p>
+    <w:p>
+      <w:pPr>
+        <w:pStyle w:val="ListParagraph"/>
+        <w:numPr>
+          <w:ilvl w:val="0"/>
+          <w:numId w:val="2"/>
+        </w:numPr>
+        <w:spacing w:after="80"/>
+      </w:pPr>
+      <w:r>
+        <w:rPr>
+          <w:rFonts w:ascii="Calibri" w:cs="Calibri" w:eastAsia="Calibri" w:hAnsi="Calibri"/>
+          <w:sz w:val="22"/>
+          <w:szCs w:val="22"/>
+        </w:rPr>
+        <w:t xml:space="preserve">02 Sine: sin θ = cos(θ − π/2); e.g. sin 0.3 = 0.2955 = cos(0.3 − 1.5708) = cos(−1.2708) = 0.2955. Adding π/2 would give cos(1.8708) = −0.2955, wrong.</w:t>
+      </w:r>
+    </w:p>
+    <w:p>
+      <w:pPr>
+        <w:pStyle w:val="ListParagraph"/>
+        <w:numPr>
+          <w:ilvl w:val="0"/>
+          <w:numId w:val="2"/>
+        </w:numPr>
+        <w:spacing w:after="80"/>
+      </w:pPr>
+      <w:r>
+        <w:rPr>
+          <w:rFonts w:ascii="Calibri" w:cs="Calibri" w:eastAsia="Calibri" w:hAnsi="Calibri"/>
+          <w:sz w:val="22"/>
+          <w:szCs w:val="22"/>
+        </w:rPr>
+        <w:t xml:space="preserve">03 Quadrant: P = −1.7644 + 2.4561j: arctan(−1.392) = −0.948 (fourth quadrant) but the true angle is 2.1937 (second quadrant).</w:t>
+      </w:r>
+    </w:p>
+    <w:p>
+      <w:pPr>
+        <w:pStyle w:val="ListParagraph"/>
+        <w:numPr>
+          <w:ilvl w:val="0"/>
+          <w:numId w:val="2"/>
+        </w:numPr>
+        <w:spacing w:after="80"/>
+      </w:pPr>
+      <w:r>
+        <w:rPr>
+          <w:rFonts w:ascii="Calibri" w:cs="Calibri" w:eastAsia="Calibri" w:hAnsi="Calibri"/>
+          <w:sz w:val="22"/>
+          <w:szCs w:val="22"/>
+        </w:rPr>
+        <w:t xml:space="preserve">04 Phase flip: when Ω → 2π − Ω the phase must change sign: e.g. 2cos(5n − 1) → 2cos(1.2832n + 1), not 2cos(1.2832n − 1).</w:t>
+      </w:r>
+    </w:p>
+    <w:p>
+      <w:pPr>
+        <w:pStyle w:val="ListParagraph"/>
+        <w:numPr>
+          <w:ilvl w:val="0"/>
+          <w:numId w:val="2"/>
+        </w:numPr>
+        <w:spacing w:after="80"/>
+      </w:pPr>
+      <w:r>
+        <w:rPr>
+          <w:rFonts w:ascii="Calibri" w:cs="Calibri" w:eastAsia="Calibri" w:hAnsi="Calibri"/>
+          <w:sz w:val="22"/>
+          <w:szCs w:val="22"/>
+        </w:rPr>
+        <w:t xml:space="preserve">05 Period: N is the denominator of Ω/2π in lowest terms, not 2π/Ω: for 3π/7, 2π/Ω = 4.67 but N = 14.</w:t>
+      </w:r>
+    </w:p>
+    <w:p>
+      <w:pPr>
+        <w:pStyle w:val="ListParagraph"/>
+        <w:numPr>
+          <w:ilvl w:val="0"/>
+          <w:numId w:val="2"/>
+        </w:numPr>
+        <w:spacing w:after="80"/>
+      </w:pPr>
+      <w:r>
+        <w:rPr>
+          <w:rFonts w:ascii="Calibri" w:cs="Calibri" w:eastAsia="Calibri" w:hAnsi="Calibri"/>
+          <w:sz w:val="22"/>
+          <w:szCs w:val="22"/>
+        </w:rPr>
+        <w:t xml:space="preserve">06 Symbols: ω is rad/s (continuous time), Ω is rad/sample (discrete time); there are no seconds in x[n].</w:t>
       </w:r>
     </w:p>
     <w:p>
